--- a/Lab1/ProjectCharter.docx
+++ b/Lab1/ProjectCharter.docx
@@ -142,16 +142,17 @@
         </w:rPr>
         <w:br/>
       </w:r>
-      <w:bookmarkStart w:id="0" w:name="_Toc362873048"/>
-      <w:bookmarkStart w:id="1" w:name="_Toc362877358"/>
-      <w:bookmarkStart w:id="2" w:name="_Toc362888456"/>
-      <w:bookmarkStart w:id="3" w:name="_Toc362939391"/>
-      <w:bookmarkStart w:id="4" w:name="_Toc362939483"/>
-      <w:bookmarkStart w:id="5" w:name="_Toc362942841"/>
-      <w:bookmarkStart w:id="6" w:name="_Toc362942898"/>
-      <w:bookmarkStart w:id="7" w:name="_Toc362952685"/>
-      <w:bookmarkStart w:id="8" w:name="_Toc362956609"/>
-      <w:bookmarkStart w:id="9" w:name="_Toc362956950"/>
+      <w:bookmarkStart w:id="0" w:name="_Toc224822795"/>
+      <w:bookmarkStart w:id="1" w:name="_Toc362873048"/>
+      <w:bookmarkStart w:id="2" w:name="_Toc362877358"/>
+      <w:bookmarkStart w:id="3" w:name="_Toc362888456"/>
+      <w:bookmarkStart w:id="4" w:name="_Toc362939391"/>
+      <w:bookmarkStart w:id="5" w:name="_Toc362939483"/>
+      <w:bookmarkStart w:id="6" w:name="_Toc362942841"/>
+      <w:bookmarkStart w:id="7" w:name="_Toc362942898"/>
+      <w:bookmarkStart w:id="8" w:name="_Toc362952685"/>
+      <w:bookmarkStart w:id="9" w:name="_Toc362956609"/>
+      <w:bookmarkStart w:id="10" w:name="_Toc362956950"/>
       <w:r>
         <w:rPr>
           <w:rFonts w:ascii="Arial" w:hAnsi="Arial" w:cs="Arial"/>
@@ -224,6 +225,7 @@
         </w:rPr>
         <w:t>TP. Thủ Đức – TP.HCM</w:t>
       </w:r>
+      <w:bookmarkEnd w:id="0"/>
       <w:r>
         <w:rPr>
           <w:rFonts w:ascii="Arial" w:hAnsi="Arial" w:cs="Arial"/>
@@ -232,7 +234,6 @@
         </w:rPr>
         <w:br/>
       </w:r>
-      <w:bookmarkEnd w:id="0"/>
       <w:bookmarkEnd w:id="1"/>
       <w:bookmarkEnd w:id="2"/>
       <w:bookmarkEnd w:id="3"/>
@@ -242,6 +243,7 @@
       <w:bookmarkEnd w:id="7"/>
       <w:bookmarkEnd w:id="8"/>
       <w:bookmarkEnd w:id="9"/>
+      <w:bookmarkEnd w:id="10"/>
     </w:p>
     <w:p>
       <w:pPr>
@@ -298,16 +300,17 @@
           <w:szCs w:val="24"/>
         </w:rPr>
       </w:pPr>
-      <w:bookmarkStart w:id="10" w:name="_Toc362873049"/>
-      <w:bookmarkStart w:id="11" w:name="_Toc362877359"/>
-      <w:bookmarkStart w:id="12" w:name="_Toc362888457"/>
-      <w:bookmarkStart w:id="13" w:name="_Toc362939392"/>
-      <w:bookmarkStart w:id="14" w:name="_Toc362939484"/>
-      <w:bookmarkStart w:id="15" w:name="_Toc362942842"/>
-      <w:bookmarkStart w:id="16" w:name="_Toc362942899"/>
-      <w:bookmarkStart w:id="17" w:name="_Toc362952686"/>
-      <w:bookmarkStart w:id="18" w:name="_Toc362956610"/>
-      <w:bookmarkStart w:id="19" w:name="_Toc362956951"/>
+      <w:bookmarkStart w:id="11" w:name="_Toc362873049"/>
+      <w:bookmarkStart w:id="12" w:name="_Toc362877359"/>
+      <w:bookmarkStart w:id="13" w:name="_Toc362888457"/>
+      <w:bookmarkStart w:id="14" w:name="_Toc362939392"/>
+      <w:bookmarkStart w:id="15" w:name="_Toc362939484"/>
+      <w:bookmarkStart w:id="16" w:name="_Toc362942842"/>
+      <w:bookmarkStart w:id="17" w:name="_Toc362942899"/>
+      <w:bookmarkStart w:id="18" w:name="_Toc362952686"/>
+      <w:bookmarkStart w:id="19" w:name="_Toc362956610"/>
+      <w:bookmarkStart w:id="20" w:name="_Toc362956951"/>
+      <w:bookmarkStart w:id="21" w:name="_Toc224822796"/>
       <w:r>
         <w:rPr>
           <w:rFonts w:ascii="Arial" w:hAnsi="Arial" w:cs="Arial"/>
@@ -408,7 +411,6 @@
         </w:rPr>
         <w:br/>
       </w:r>
-      <w:bookmarkEnd w:id="10"/>
       <w:bookmarkEnd w:id="11"/>
       <w:bookmarkEnd w:id="12"/>
       <w:bookmarkEnd w:id="13"/>
@@ -418,6 +420,7 @@
       <w:bookmarkEnd w:id="17"/>
       <w:bookmarkEnd w:id="18"/>
       <w:bookmarkEnd w:id="19"/>
+      <w:bookmarkEnd w:id="20"/>
       <w:r>
         <w:rPr>
           <w:rFonts w:ascii="Arial" w:hAnsi="Arial" w:cs="Arial"/>
@@ -427,6 +430,7 @@
         </w:rPr>
         <w:t>0123456789</w:t>
       </w:r>
+      <w:bookmarkEnd w:id="21"/>
     </w:p>
     <w:p>
       <w:pPr>
@@ -471,23 +475,11 @@
             </w:rPr>
             <w:t>Contents</w:t>
           </w:r>
-        </w:p>
-        <w:p>
-          <w:pPr>
-            <w:pStyle w:val="TOC3"/>
-            <w:tabs>
-              <w:tab w:val="right" w:leader="dot" w:pos="9350"/>
-            </w:tabs>
-            <w:rPr>
-              <w:rFonts w:ascii="Arial" w:hAnsi="Arial" w:cs="Arial"/>
-              <w:noProof/>
-              <w:sz w:val="22"/>
-              <w:szCs w:val="22"/>
-            </w:rPr>
-          </w:pPr>
           <w:r>
             <w:rPr>
               <w:rFonts w:ascii="Arial" w:hAnsi="Arial" w:cs="Arial"/>
+              <w:b w:val="0"/>
+              <w:bCs w:val="0"/>
             </w:rPr>
             <w:fldChar w:fldCharType="begin"/>
           </w:r>
@@ -500,6 +492,8 @@
           <w:r>
             <w:rPr>
               <w:rFonts w:ascii="Arial" w:hAnsi="Arial" w:cs="Arial"/>
+              <w:b w:val="0"/>
+              <w:bCs w:val="0"/>
             </w:rPr>
             <w:fldChar w:fldCharType="separate"/>
           </w:r>
@@ -511,13 +505,15 @@
               <w:tab w:val="right" w:leader="dot" w:pos="9350"/>
             </w:tabs>
             <w:rPr>
-              <w:rFonts w:ascii="Arial" w:hAnsi="Arial" w:cs="Arial"/>
               <w:noProof/>
-              <w:sz w:val="22"/>
-              <w:szCs w:val="22"/>
+              <w:kern w:val="2"/>
+              <w:sz w:val="24"/>
+              <w:szCs w:val="24"/>
+              <w:lang w:val="vi-VN" w:eastAsia="vi-VN"/>
+              <w14:ligatures w14:val="standardContextual"/>
             </w:rPr>
           </w:pPr>
-          <w:hyperlink w:anchor="_Toc362956952" w:history="1">
+          <w:hyperlink w:anchor="_Toc224822797" w:history="1">
             <w:r>
               <w:rPr>
                 <w:rStyle w:val="Hyperlink"/>
@@ -525,11 +521,10 @@
                 <w:b/>
                 <w:noProof/>
               </w:rPr>
-              <w:t>Executive Summary</w:t>
-            </w:r>
-            <w:r>
-              <w:rPr>
-                <w:rFonts w:ascii="Arial" w:hAnsi="Arial" w:cs="Arial"/>
+              <w:t>project summary</w:t>
+            </w:r>
+            <w:r>
+              <w:rPr>
                 <w:noProof/>
                 <w:webHidden/>
               </w:rPr>
@@ -537,7 +532,6 @@
             </w:r>
             <w:r>
               <w:rPr>
-                <w:rFonts w:ascii="Arial" w:hAnsi="Arial" w:cs="Arial"/>
                 <w:noProof/>
                 <w:webHidden/>
               </w:rPr>
@@ -545,22 +539,19 @@
             </w:r>
             <w:r>
               <w:rPr>
-                <w:rFonts w:ascii="Arial" w:hAnsi="Arial" w:cs="Arial"/>
-                <w:noProof/>
-                <w:webHidden/>
-              </w:rPr>
-              <w:instrText xml:space="preserve"> PAGEREF _Toc362956952 \h </w:instrText>
-            </w:r>
-            <w:r>
-              <w:rPr>
-                <w:rFonts w:ascii="Arial" w:hAnsi="Arial" w:cs="Arial"/>
-                <w:noProof/>
-                <w:webHidden/>
-              </w:rPr>
-            </w:r>
-            <w:r>
-              <w:rPr>
-                <w:rFonts w:ascii="Arial" w:hAnsi="Arial" w:cs="Arial"/>
+                <w:noProof/>
+                <w:webHidden/>
+              </w:rPr>
+              <w:instrText xml:space="preserve"> PAGEREF _Toc224822797 \h </w:instrText>
+            </w:r>
+            <w:r>
+              <w:rPr>
+                <w:noProof/>
+                <w:webHidden/>
+              </w:rPr>
+            </w:r>
+            <w:r>
+              <w:rPr>
                 <w:noProof/>
                 <w:webHidden/>
               </w:rPr>
@@ -568,7 +559,6 @@
             </w:r>
             <w:r>
               <w:rPr>
-                <w:rFonts w:ascii="Arial" w:hAnsi="Arial" w:cs="Arial"/>
                 <w:noProof/>
                 <w:webHidden/>
               </w:rPr>
@@ -576,7 +566,6 @@
             </w:r>
             <w:r>
               <w:rPr>
-                <w:rFonts w:ascii="Arial" w:hAnsi="Arial" w:cs="Arial"/>
                 <w:noProof/>
                 <w:webHidden/>
               </w:rPr>
@@ -591,13 +580,15 @@
               <w:tab w:val="right" w:leader="dot" w:pos="9350"/>
             </w:tabs>
             <w:rPr>
-              <w:rFonts w:ascii="Arial" w:hAnsi="Arial" w:cs="Arial"/>
               <w:noProof/>
-              <w:sz w:val="22"/>
-              <w:szCs w:val="22"/>
+              <w:kern w:val="2"/>
+              <w:sz w:val="24"/>
+              <w:szCs w:val="24"/>
+              <w:lang w:val="vi-VN" w:eastAsia="vi-VN"/>
+              <w14:ligatures w14:val="standardContextual"/>
             </w:rPr>
           </w:pPr>
-          <w:hyperlink w:anchor="_Toc362956953" w:history="1">
+          <w:hyperlink w:anchor="_Toc224822798" w:history="1">
             <w:r>
               <w:rPr>
                 <w:rStyle w:val="Hyperlink"/>
@@ -605,11 +596,10 @@
                 <w:b/>
                 <w:noProof/>
               </w:rPr>
-              <w:t>Project Purpose</w:t>
-            </w:r>
-            <w:r>
-              <w:rPr>
-                <w:rFonts w:ascii="Arial" w:hAnsi="Arial" w:cs="Arial"/>
+              <w:t>project purpose</w:t>
+            </w:r>
+            <w:r>
+              <w:rPr>
                 <w:noProof/>
                 <w:webHidden/>
               </w:rPr>
@@ -617,7 +607,6 @@
             </w:r>
             <w:r>
               <w:rPr>
-                <w:rFonts w:ascii="Arial" w:hAnsi="Arial" w:cs="Arial"/>
                 <w:noProof/>
                 <w:webHidden/>
               </w:rPr>
@@ -625,22 +614,19 @@
             </w:r>
             <w:r>
               <w:rPr>
-                <w:rFonts w:ascii="Arial" w:hAnsi="Arial" w:cs="Arial"/>
-                <w:noProof/>
-                <w:webHidden/>
-              </w:rPr>
-              <w:instrText xml:space="preserve"> PAGEREF _Toc362956953 \h </w:instrText>
-            </w:r>
-            <w:r>
-              <w:rPr>
-                <w:rFonts w:ascii="Arial" w:hAnsi="Arial" w:cs="Arial"/>
-                <w:noProof/>
-                <w:webHidden/>
-              </w:rPr>
-            </w:r>
-            <w:r>
-              <w:rPr>
-                <w:rFonts w:ascii="Arial" w:hAnsi="Arial" w:cs="Arial"/>
+                <w:noProof/>
+                <w:webHidden/>
+              </w:rPr>
+              <w:instrText xml:space="preserve"> PAGEREF _Toc224822798 \h </w:instrText>
+            </w:r>
+            <w:r>
+              <w:rPr>
+                <w:noProof/>
+                <w:webHidden/>
+              </w:rPr>
+            </w:r>
+            <w:r>
+              <w:rPr>
                 <w:noProof/>
                 <w:webHidden/>
               </w:rPr>
@@ -648,7 +634,6 @@
             </w:r>
             <w:r>
               <w:rPr>
-                <w:rFonts w:ascii="Arial" w:hAnsi="Arial" w:cs="Arial"/>
                 <w:noProof/>
                 <w:webHidden/>
               </w:rPr>
@@ -656,7 +641,6 @@
             </w:r>
             <w:r>
               <w:rPr>
-                <w:rFonts w:ascii="Arial" w:hAnsi="Arial" w:cs="Arial"/>
                 <w:noProof/>
                 <w:webHidden/>
               </w:rPr>
@@ -671,24 +655,25 @@
               <w:tab w:val="right" w:leader="dot" w:pos="9350"/>
             </w:tabs>
             <w:rPr>
-              <w:rFonts w:ascii="Arial" w:hAnsi="Arial" w:cs="Arial"/>
               <w:noProof/>
-              <w:sz w:val="22"/>
-              <w:szCs w:val="22"/>
+              <w:kern w:val="2"/>
+              <w:sz w:val="24"/>
+              <w:szCs w:val="24"/>
+              <w:lang w:val="vi-VN" w:eastAsia="vi-VN"/>
+              <w14:ligatures w14:val="standardContextual"/>
             </w:rPr>
           </w:pPr>
-          <w:hyperlink w:anchor="_Toc362956954" w:history="1">
+          <w:hyperlink w:anchor="_Toc224822799" w:history="1">
             <w:r>
               <w:rPr>
                 <w:rStyle w:val="Hyperlink"/>
                 <w:rFonts w:ascii="Arial" w:hAnsi="Arial" w:cs="Arial"/>
                 <w:noProof/>
               </w:rPr>
-              <w:t>Business Objectives</w:t>
-            </w:r>
-            <w:r>
-              <w:rPr>
-                <w:rFonts w:ascii="Arial" w:hAnsi="Arial" w:cs="Arial"/>
+              <w:t>business objectives</w:t>
+            </w:r>
+            <w:r>
+              <w:rPr>
                 <w:noProof/>
                 <w:webHidden/>
               </w:rPr>
@@ -696,7 +681,6 @@
             </w:r>
             <w:r>
               <w:rPr>
-                <w:rFonts w:ascii="Arial" w:hAnsi="Arial" w:cs="Arial"/>
                 <w:noProof/>
                 <w:webHidden/>
               </w:rPr>
@@ -704,22 +688,19 @@
             </w:r>
             <w:r>
               <w:rPr>
-                <w:rFonts w:ascii="Arial" w:hAnsi="Arial" w:cs="Arial"/>
-                <w:noProof/>
-                <w:webHidden/>
-              </w:rPr>
-              <w:instrText xml:space="preserve"> PAGEREF _Toc362956954 \h </w:instrText>
-            </w:r>
-            <w:r>
-              <w:rPr>
-                <w:rFonts w:ascii="Arial" w:hAnsi="Arial" w:cs="Arial"/>
-                <w:noProof/>
-                <w:webHidden/>
-              </w:rPr>
-            </w:r>
-            <w:r>
-              <w:rPr>
-                <w:rFonts w:ascii="Arial" w:hAnsi="Arial" w:cs="Arial"/>
+                <w:noProof/>
+                <w:webHidden/>
+              </w:rPr>
+              <w:instrText xml:space="preserve"> PAGEREF _Toc224822799 \h </w:instrText>
+            </w:r>
+            <w:r>
+              <w:rPr>
+                <w:noProof/>
+                <w:webHidden/>
+              </w:rPr>
+            </w:r>
+            <w:r>
+              <w:rPr>
                 <w:noProof/>
                 <w:webHidden/>
               </w:rPr>
@@ -727,7 +708,6 @@
             </w:r>
             <w:r>
               <w:rPr>
-                <w:rFonts w:ascii="Arial" w:hAnsi="Arial" w:cs="Arial"/>
                 <w:noProof/>
                 <w:webHidden/>
               </w:rPr>
@@ -735,7 +715,6 @@
             </w:r>
             <w:r>
               <w:rPr>
-                <w:rFonts w:ascii="Arial" w:hAnsi="Arial" w:cs="Arial"/>
                 <w:noProof/>
                 <w:webHidden/>
               </w:rPr>
@@ -750,13 +729,15 @@
               <w:tab w:val="right" w:leader="dot" w:pos="9350"/>
             </w:tabs>
             <w:rPr>
-              <w:rFonts w:ascii="Arial" w:hAnsi="Arial" w:cs="Arial"/>
               <w:noProof/>
-              <w:sz w:val="22"/>
-              <w:szCs w:val="22"/>
+              <w:kern w:val="2"/>
+              <w:sz w:val="24"/>
+              <w:szCs w:val="24"/>
+              <w:lang w:val="vi-VN" w:eastAsia="vi-VN"/>
+              <w14:ligatures w14:val="standardContextual"/>
             </w:rPr>
           </w:pPr>
-          <w:hyperlink w:anchor="_Toc362956955" w:history="1">
+          <w:hyperlink w:anchor="_Toc224822800" w:history="1">
             <w:r>
               <w:rPr>
                 <w:rStyle w:val="Hyperlink"/>
@@ -768,7 +749,6 @@
             </w:r>
             <w:r>
               <w:rPr>
-                <w:rFonts w:ascii="Arial" w:hAnsi="Arial" w:cs="Arial"/>
                 <w:noProof/>
                 <w:webHidden/>
               </w:rPr>
@@ -776,7 +756,6 @@
             </w:r>
             <w:r>
               <w:rPr>
-                <w:rFonts w:ascii="Arial" w:hAnsi="Arial" w:cs="Arial"/>
                 <w:noProof/>
                 <w:webHidden/>
               </w:rPr>
@@ -784,22 +763,19 @@
             </w:r>
             <w:r>
               <w:rPr>
-                <w:rFonts w:ascii="Arial" w:hAnsi="Arial" w:cs="Arial"/>
-                <w:noProof/>
-                <w:webHidden/>
-              </w:rPr>
-              <w:instrText xml:space="preserve"> PAGEREF _Toc362956955 \h </w:instrText>
-            </w:r>
-            <w:r>
-              <w:rPr>
-                <w:rFonts w:ascii="Arial" w:hAnsi="Arial" w:cs="Arial"/>
-                <w:noProof/>
-                <w:webHidden/>
-              </w:rPr>
-            </w:r>
-            <w:r>
-              <w:rPr>
-                <w:rFonts w:ascii="Arial" w:hAnsi="Arial" w:cs="Arial"/>
+                <w:noProof/>
+                <w:webHidden/>
+              </w:rPr>
+              <w:instrText xml:space="preserve"> PAGEREF _Toc224822800 \h </w:instrText>
+            </w:r>
+            <w:r>
+              <w:rPr>
+                <w:noProof/>
+                <w:webHidden/>
+              </w:rPr>
+            </w:r>
+            <w:r>
+              <w:rPr>
                 <w:noProof/>
                 <w:webHidden/>
               </w:rPr>
@@ -807,7 +783,6 @@
             </w:r>
             <w:r>
               <w:rPr>
-                <w:rFonts w:ascii="Arial" w:hAnsi="Arial" w:cs="Arial"/>
                 <w:noProof/>
                 <w:webHidden/>
               </w:rPr>
@@ -815,7 +790,6 @@
             </w:r>
             <w:r>
               <w:rPr>
-                <w:rFonts w:ascii="Arial" w:hAnsi="Arial" w:cs="Arial"/>
                 <w:noProof/>
                 <w:webHidden/>
               </w:rPr>
@@ -830,24 +804,25 @@
               <w:tab w:val="right" w:leader="dot" w:pos="9350"/>
             </w:tabs>
             <w:rPr>
-              <w:rFonts w:ascii="Arial" w:hAnsi="Arial" w:cs="Arial"/>
               <w:noProof/>
-              <w:sz w:val="22"/>
-              <w:szCs w:val="22"/>
+              <w:kern w:val="2"/>
+              <w:sz w:val="24"/>
+              <w:szCs w:val="24"/>
+              <w:lang w:val="vi-VN" w:eastAsia="vi-VN"/>
+              <w14:ligatures w14:val="standardContextual"/>
             </w:rPr>
           </w:pPr>
-          <w:hyperlink w:anchor="_Toc362956956" w:history="1">
+          <w:hyperlink w:anchor="_Toc224822801" w:history="1">
             <w:r>
               <w:rPr>
                 <w:rStyle w:val="Hyperlink"/>
                 <w:rFonts w:ascii="Arial" w:hAnsi="Arial" w:cs="Arial"/>
                 <w:noProof/>
               </w:rPr>
-              <w:t>Requirements</w:t>
-            </w:r>
-            <w:r>
-              <w:rPr>
-                <w:rFonts w:ascii="Arial" w:hAnsi="Arial" w:cs="Arial"/>
+              <w:t>Scope Statement</w:t>
+            </w:r>
+            <w:r>
+              <w:rPr>
                 <w:noProof/>
                 <w:webHidden/>
               </w:rPr>
@@ -855,7 +830,6 @@
             </w:r>
             <w:r>
               <w:rPr>
-                <w:rFonts w:ascii="Arial" w:hAnsi="Arial" w:cs="Arial"/>
                 <w:noProof/>
                 <w:webHidden/>
               </w:rPr>
@@ -863,22 +837,19 @@
             </w:r>
             <w:r>
               <w:rPr>
-                <w:rFonts w:ascii="Arial" w:hAnsi="Arial" w:cs="Arial"/>
-                <w:noProof/>
-                <w:webHidden/>
-              </w:rPr>
-              <w:instrText xml:space="preserve"> PAGEREF _Toc362956956 \h </w:instrText>
-            </w:r>
-            <w:r>
-              <w:rPr>
-                <w:rFonts w:ascii="Arial" w:hAnsi="Arial" w:cs="Arial"/>
-                <w:noProof/>
-                <w:webHidden/>
-              </w:rPr>
-            </w:r>
-            <w:r>
-              <w:rPr>
-                <w:rFonts w:ascii="Arial" w:hAnsi="Arial" w:cs="Arial"/>
+                <w:noProof/>
+                <w:webHidden/>
+              </w:rPr>
+              <w:instrText xml:space="preserve"> PAGEREF _Toc224822801 \h </w:instrText>
+            </w:r>
+            <w:r>
+              <w:rPr>
+                <w:noProof/>
+                <w:webHidden/>
+              </w:rPr>
+            </w:r>
+            <w:r>
+              <w:rPr>
                 <w:noProof/>
                 <w:webHidden/>
               </w:rPr>
@@ -886,7 +857,6 @@
             </w:r>
             <w:r>
               <w:rPr>
-                <w:rFonts w:ascii="Arial" w:hAnsi="Arial" w:cs="Arial"/>
                 <w:noProof/>
                 <w:webHidden/>
               </w:rPr>
@@ -894,7 +864,6 @@
             </w:r>
             <w:r>
               <w:rPr>
-                <w:rFonts w:ascii="Arial" w:hAnsi="Arial" w:cs="Arial"/>
                 <w:noProof/>
                 <w:webHidden/>
               </w:rPr>
@@ -909,24 +878,25 @@
               <w:tab w:val="right" w:leader="dot" w:pos="9350"/>
             </w:tabs>
             <w:rPr>
-              <w:rFonts w:ascii="Arial" w:hAnsi="Arial" w:cs="Arial"/>
               <w:noProof/>
-              <w:sz w:val="22"/>
-              <w:szCs w:val="22"/>
+              <w:kern w:val="2"/>
+              <w:sz w:val="24"/>
+              <w:szCs w:val="24"/>
+              <w:lang w:val="vi-VN" w:eastAsia="vi-VN"/>
+              <w14:ligatures w14:val="standardContextual"/>
             </w:rPr>
           </w:pPr>
-          <w:hyperlink w:anchor="_Toc362956957" w:history="1">
+          <w:hyperlink w:anchor="_Toc224822802" w:history="1">
             <w:r>
               <w:rPr>
                 <w:rStyle w:val="Hyperlink"/>
                 <w:rFonts w:ascii="Arial" w:hAnsi="Arial" w:cs="Arial"/>
                 <w:noProof/>
               </w:rPr>
-              <w:t>Scope Statement</w:t>
-            </w:r>
-            <w:r>
-              <w:rPr>
-                <w:rFonts w:ascii="Arial" w:hAnsi="Arial" w:cs="Arial"/>
+              <w:t>Deliverables</w:t>
+            </w:r>
+            <w:r>
+              <w:rPr>
                 <w:noProof/>
                 <w:webHidden/>
               </w:rPr>
@@ -934,7 +904,6 @@
             </w:r>
             <w:r>
               <w:rPr>
-                <w:rFonts w:ascii="Arial" w:hAnsi="Arial" w:cs="Arial"/>
                 <w:noProof/>
                 <w:webHidden/>
               </w:rPr>
@@ -942,22 +911,19 @@
             </w:r>
             <w:r>
               <w:rPr>
-                <w:rFonts w:ascii="Arial" w:hAnsi="Arial" w:cs="Arial"/>
-                <w:noProof/>
-                <w:webHidden/>
-              </w:rPr>
-              <w:instrText xml:space="preserve"> PAGEREF _Toc362956957 \h </w:instrText>
-            </w:r>
-            <w:r>
-              <w:rPr>
-                <w:rFonts w:ascii="Arial" w:hAnsi="Arial" w:cs="Arial"/>
-                <w:noProof/>
-                <w:webHidden/>
-              </w:rPr>
-            </w:r>
-            <w:r>
-              <w:rPr>
-                <w:rFonts w:ascii="Arial" w:hAnsi="Arial" w:cs="Arial"/>
+                <w:noProof/>
+                <w:webHidden/>
+              </w:rPr>
+              <w:instrText xml:space="preserve"> PAGEREF _Toc224822802 \h </w:instrText>
+            </w:r>
+            <w:r>
+              <w:rPr>
+                <w:noProof/>
+                <w:webHidden/>
+              </w:rPr>
+            </w:r>
+            <w:r>
+              <w:rPr>
                 <w:noProof/>
                 <w:webHidden/>
               </w:rPr>
@@ -965,7 +931,6 @@
             </w:r>
             <w:r>
               <w:rPr>
-                <w:rFonts w:ascii="Arial" w:hAnsi="Arial" w:cs="Arial"/>
                 <w:noProof/>
                 <w:webHidden/>
               </w:rPr>
@@ -973,7 +938,6 @@
             </w:r>
             <w:r>
               <w:rPr>
-                <w:rFonts w:ascii="Arial" w:hAnsi="Arial" w:cs="Arial"/>
                 <w:noProof/>
                 <w:webHidden/>
               </w:rPr>
@@ -988,24 +952,25 @@
               <w:tab w:val="right" w:leader="dot" w:pos="9350"/>
             </w:tabs>
             <w:rPr>
-              <w:rFonts w:ascii="Arial" w:hAnsi="Arial" w:cs="Arial"/>
               <w:noProof/>
-              <w:sz w:val="22"/>
-              <w:szCs w:val="22"/>
+              <w:kern w:val="2"/>
+              <w:sz w:val="24"/>
+              <w:szCs w:val="24"/>
+              <w:lang w:val="vi-VN" w:eastAsia="vi-VN"/>
+              <w14:ligatures w14:val="standardContextual"/>
             </w:rPr>
           </w:pPr>
-          <w:hyperlink w:anchor="_Toc362956958" w:history="1">
+          <w:hyperlink w:anchor="_Toc224822803" w:history="1">
             <w:r>
               <w:rPr>
                 <w:rStyle w:val="Hyperlink"/>
                 <w:rFonts w:ascii="Arial" w:hAnsi="Arial" w:cs="Arial"/>
                 <w:noProof/>
               </w:rPr>
-              <w:t>Deliverables</w:t>
-            </w:r>
-            <w:r>
-              <w:rPr>
-                <w:rFonts w:ascii="Arial" w:hAnsi="Arial" w:cs="Arial"/>
+              <w:t>Estimated Schedule</w:t>
+            </w:r>
+            <w:r>
+              <w:rPr>
                 <w:noProof/>
                 <w:webHidden/>
               </w:rPr>
@@ -1013,7 +978,6 @@
             </w:r>
             <w:r>
               <w:rPr>
-                <w:rFonts w:ascii="Arial" w:hAnsi="Arial" w:cs="Arial"/>
                 <w:noProof/>
                 <w:webHidden/>
               </w:rPr>
@@ -1021,22 +985,19 @@
             </w:r>
             <w:r>
               <w:rPr>
-                <w:rFonts w:ascii="Arial" w:hAnsi="Arial" w:cs="Arial"/>
-                <w:noProof/>
-                <w:webHidden/>
-              </w:rPr>
-              <w:instrText xml:space="preserve"> PAGEREF _Toc362956958 \h </w:instrText>
-            </w:r>
-            <w:r>
-              <w:rPr>
-                <w:rFonts w:ascii="Arial" w:hAnsi="Arial" w:cs="Arial"/>
-                <w:noProof/>
-                <w:webHidden/>
-              </w:rPr>
-            </w:r>
-            <w:r>
-              <w:rPr>
-                <w:rFonts w:ascii="Arial" w:hAnsi="Arial" w:cs="Arial"/>
+                <w:noProof/>
+                <w:webHidden/>
+              </w:rPr>
+              <w:instrText xml:space="preserve"> PAGEREF _Toc224822803 \h </w:instrText>
+            </w:r>
+            <w:r>
+              <w:rPr>
+                <w:noProof/>
+                <w:webHidden/>
+              </w:rPr>
+            </w:r>
+            <w:r>
+              <w:rPr>
                 <w:noProof/>
                 <w:webHidden/>
               </w:rPr>
@@ -1044,15 +1005,13 @@
             </w:r>
             <w:r>
               <w:rPr>
-                <w:rFonts w:ascii="Arial" w:hAnsi="Arial" w:cs="Arial"/>
-                <w:noProof/>
-                <w:webHidden/>
-              </w:rPr>
-              <w:t>2</w:t>
-            </w:r>
-            <w:r>
-              <w:rPr>
-                <w:rFonts w:ascii="Arial" w:hAnsi="Arial" w:cs="Arial"/>
+                <w:noProof/>
+                <w:webHidden/>
+              </w:rPr>
+              <w:t>3</w:t>
+            </w:r>
+            <w:r>
+              <w:rPr>
                 <w:noProof/>
                 <w:webHidden/>
               </w:rPr>
@@ -1067,24 +1026,25 @@
               <w:tab w:val="right" w:leader="dot" w:pos="9350"/>
             </w:tabs>
             <w:rPr>
-              <w:rFonts w:ascii="Arial" w:hAnsi="Arial" w:cs="Arial"/>
               <w:noProof/>
-              <w:sz w:val="22"/>
-              <w:szCs w:val="22"/>
+              <w:kern w:val="2"/>
+              <w:sz w:val="24"/>
+              <w:szCs w:val="24"/>
+              <w:lang w:val="vi-VN" w:eastAsia="vi-VN"/>
+              <w14:ligatures w14:val="standardContextual"/>
             </w:rPr>
           </w:pPr>
-          <w:hyperlink w:anchor="_Toc362956959" w:history="1">
+          <w:hyperlink w:anchor="_Toc224822804" w:history="1">
             <w:r>
               <w:rPr>
                 <w:rStyle w:val="Hyperlink"/>
                 <w:rFonts w:ascii="Arial" w:hAnsi="Arial" w:cs="Arial"/>
                 <w:noProof/>
               </w:rPr>
-              <w:t>Estimated Schedule</w:t>
-            </w:r>
-            <w:r>
-              <w:rPr>
-                <w:rFonts w:ascii="Arial" w:hAnsi="Arial" w:cs="Arial"/>
+              <w:t>Estimated Budget</w:t>
+            </w:r>
+            <w:r>
+              <w:rPr>
                 <w:noProof/>
                 <w:webHidden/>
               </w:rPr>
@@ -1092,7 +1052,6 @@
             </w:r>
             <w:r>
               <w:rPr>
-                <w:rFonts w:ascii="Arial" w:hAnsi="Arial" w:cs="Arial"/>
                 <w:noProof/>
                 <w:webHidden/>
               </w:rPr>
@@ -1100,22 +1059,19 @@
             </w:r>
             <w:r>
               <w:rPr>
-                <w:rFonts w:ascii="Arial" w:hAnsi="Arial" w:cs="Arial"/>
-                <w:noProof/>
-                <w:webHidden/>
-              </w:rPr>
-              <w:instrText xml:space="preserve"> PAGEREF _Toc362956959 \h </w:instrText>
-            </w:r>
-            <w:r>
-              <w:rPr>
-                <w:rFonts w:ascii="Arial" w:hAnsi="Arial" w:cs="Arial"/>
-                <w:noProof/>
-                <w:webHidden/>
-              </w:rPr>
-            </w:r>
-            <w:r>
-              <w:rPr>
-                <w:rFonts w:ascii="Arial" w:hAnsi="Arial" w:cs="Arial"/>
+                <w:noProof/>
+                <w:webHidden/>
+              </w:rPr>
+              <w:instrText xml:space="preserve"> PAGEREF _Toc224822804 \h </w:instrText>
+            </w:r>
+            <w:r>
+              <w:rPr>
+                <w:noProof/>
+                <w:webHidden/>
+              </w:rPr>
+            </w:r>
+            <w:r>
+              <w:rPr>
                 <w:noProof/>
                 <w:webHidden/>
               </w:rPr>
@@ -1123,15 +1079,13 @@
             </w:r>
             <w:r>
               <w:rPr>
-                <w:rFonts w:ascii="Arial" w:hAnsi="Arial" w:cs="Arial"/>
-                <w:noProof/>
-                <w:webHidden/>
-              </w:rPr>
-              <w:t>2</w:t>
-            </w:r>
-            <w:r>
-              <w:rPr>
-                <w:rFonts w:ascii="Arial" w:hAnsi="Arial" w:cs="Arial"/>
+                <w:noProof/>
+                <w:webHidden/>
+              </w:rPr>
+              <w:t>3</w:t>
+            </w:r>
+            <w:r>
+              <w:rPr>
                 <w:noProof/>
                 <w:webHidden/>
               </w:rPr>
@@ -1146,24 +1100,25 @@
               <w:tab w:val="right" w:leader="dot" w:pos="9350"/>
             </w:tabs>
             <w:rPr>
-              <w:rFonts w:ascii="Arial" w:hAnsi="Arial" w:cs="Arial"/>
               <w:noProof/>
-              <w:sz w:val="22"/>
-              <w:szCs w:val="22"/>
+              <w:kern w:val="2"/>
+              <w:sz w:val="24"/>
+              <w:szCs w:val="24"/>
+              <w:lang w:val="vi-VN" w:eastAsia="vi-VN"/>
+              <w14:ligatures w14:val="standardContextual"/>
             </w:rPr>
           </w:pPr>
-          <w:hyperlink w:anchor="_Toc362956960" w:history="1">
+          <w:hyperlink w:anchor="_Toc224822805" w:history="1">
             <w:r>
               <w:rPr>
                 <w:rStyle w:val="Hyperlink"/>
                 <w:rFonts w:ascii="Arial" w:hAnsi="Arial" w:cs="Arial"/>
                 <w:noProof/>
               </w:rPr>
-              <w:t>Estimated Budget</w:t>
-            </w:r>
-            <w:r>
-              <w:rPr>
-                <w:rFonts w:ascii="Arial" w:hAnsi="Arial" w:cs="Arial"/>
+              <w:t>Human Resource Requirements</w:t>
+            </w:r>
+            <w:r>
+              <w:rPr>
                 <w:noProof/>
                 <w:webHidden/>
               </w:rPr>
@@ -1171,7 +1126,6 @@
             </w:r>
             <w:r>
               <w:rPr>
-                <w:rFonts w:ascii="Arial" w:hAnsi="Arial" w:cs="Arial"/>
                 <w:noProof/>
                 <w:webHidden/>
               </w:rPr>
@@ -1179,22 +1133,19 @@
             </w:r>
             <w:r>
               <w:rPr>
-                <w:rFonts w:ascii="Arial" w:hAnsi="Arial" w:cs="Arial"/>
-                <w:noProof/>
-                <w:webHidden/>
-              </w:rPr>
-              <w:instrText xml:space="preserve"> PAGEREF _Toc362956960 \h </w:instrText>
-            </w:r>
-            <w:r>
-              <w:rPr>
-                <w:rFonts w:ascii="Arial" w:hAnsi="Arial" w:cs="Arial"/>
-                <w:noProof/>
-                <w:webHidden/>
-              </w:rPr>
-            </w:r>
-            <w:r>
-              <w:rPr>
-                <w:rFonts w:ascii="Arial" w:hAnsi="Arial" w:cs="Arial"/>
+                <w:noProof/>
+                <w:webHidden/>
+              </w:rPr>
+              <w:instrText xml:space="preserve"> PAGEREF _Toc224822805 \h </w:instrText>
+            </w:r>
+            <w:r>
+              <w:rPr>
+                <w:noProof/>
+                <w:webHidden/>
+              </w:rPr>
+            </w:r>
+            <w:r>
+              <w:rPr>
                 <w:noProof/>
                 <w:webHidden/>
               </w:rPr>
@@ -1202,7 +1153,6 @@
             </w:r>
             <w:r>
               <w:rPr>
-                <w:rFonts w:ascii="Arial" w:hAnsi="Arial" w:cs="Arial"/>
                 <w:noProof/>
                 <w:webHidden/>
               </w:rPr>
@@ -1210,7 +1160,6 @@
             </w:r>
             <w:r>
               <w:rPr>
-                <w:rFonts w:ascii="Arial" w:hAnsi="Arial" w:cs="Arial"/>
                 <w:noProof/>
                 <w:webHidden/>
               </w:rPr>
@@ -1225,24 +1174,25 @@
               <w:tab w:val="right" w:leader="dot" w:pos="9350"/>
             </w:tabs>
             <w:rPr>
-              <w:rFonts w:ascii="Arial" w:hAnsi="Arial" w:cs="Arial"/>
               <w:noProof/>
-              <w:sz w:val="22"/>
-              <w:szCs w:val="22"/>
+              <w:kern w:val="2"/>
+              <w:sz w:val="24"/>
+              <w:szCs w:val="24"/>
+              <w:lang w:val="vi-VN" w:eastAsia="vi-VN"/>
+              <w14:ligatures w14:val="standardContextual"/>
             </w:rPr>
           </w:pPr>
-          <w:hyperlink w:anchor="_Toc362956961" w:history="1">
+          <w:hyperlink w:anchor="_Toc224822806" w:history="1">
             <w:r>
               <w:rPr>
                 <w:rStyle w:val="Hyperlink"/>
                 <w:rFonts w:ascii="Arial" w:hAnsi="Arial" w:cs="Arial"/>
                 <w:noProof/>
               </w:rPr>
-              <w:t>Human Resource Requirements</w:t>
-            </w:r>
-            <w:r>
-              <w:rPr>
-                <w:rFonts w:ascii="Arial" w:hAnsi="Arial" w:cs="Arial"/>
+              <w:t>Procurements</w:t>
+            </w:r>
+            <w:r>
+              <w:rPr>
                 <w:noProof/>
                 <w:webHidden/>
               </w:rPr>
@@ -1250,7 +1200,6 @@
             </w:r>
             <w:r>
               <w:rPr>
-                <w:rFonts w:ascii="Arial" w:hAnsi="Arial" w:cs="Arial"/>
                 <w:noProof/>
                 <w:webHidden/>
               </w:rPr>
@@ -1258,22 +1207,19 @@
             </w:r>
             <w:r>
               <w:rPr>
-                <w:rFonts w:ascii="Arial" w:hAnsi="Arial" w:cs="Arial"/>
-                <w:noProof/>
-                <w:webHidden/>
-              </w:rPr>
-              <w:instrText xml:space="preserve"> PAGEREF _Toc362956961 \h </w:instrText>
-            </w:r>
-            <w:r>
-              <w:rPr>
-                <w:rFonts w:ascii="Arial" w:hAnsi="Arial" w:cs="Arial"/>
-                <w:noProof/>
-                <w:webHidden/>
-              </w:rPr>
-            </w:r>
-            <w:r>
-              <w:rPr>
-                <w:rFonts w:ascii="Arial" w:hAnsi="Arial" w:cs="Arial"/>
+                <w:noProof/>
+                <w:webHidden/>
+              </w:rPr>
+              <w:instrText xml:space="preserve"> PAGEREF _Toc224822806 \h </w:instrText>
+            </w:r>
+            <w:r>
+              <w:rPr>
+                <w:noProof/>
+                <w:webHidden/>
+              </w:rPr>
+            </w:r>
+            <w:r>
+              <w:rPr>
                 <w:noProof/>
                 <w:webHidden/>
               </w:rPr>
@@ -1281,15 +1227,13 @@
             </w:r>
             <w:r>
               <w:rPr>
-                <w:rFonts w:ascii="Arial" w:hAnsi="Arial" w:cs="Arial"/>
-                <w:noProof/>
-                <w:webHidden/>
-              </w:rPr>
-              <w:t>3</w:t>
-            </w:r>
-            <w:r>
-              <w:rPr>
-                <w:rFonts w:ascii="Arial" w:hAnsi="Arial" w:cs="Arial"/>
+                <w:noProof/>
+                <w:webHidden/>
+              </w:rPr>
+              <w:t>4</w:t>
+            </w:r>
+            <w:r>
+              <w:rPr>
                 <w:noProof/>
                 <w:webHidden/>
               </w:rPr>
@@ -1304,24 +1248,25 @@
               <w:tab w:val="right" w:leader="dot" w:pos="9350"/>
             </w:tabs>
             <w:rPr>
-              <w:rFonts w:ascii="Arial" w:hAnsi="Arial" w:cs="Arial"/>
               <w:noProof/>
-              <w:sz w:val="22"/>
-              <w:szCs w:val="22"/>
+              <w:kern w:val="2"/>
+              <w:sz w:val="24"/>
+              <w:szCs w:val="24"/>
+              <w:lang w:val="vi-VN" w:eastAsia="vi-VN"/>
+              <w14:ligatures w14:val="standardContextual"/>
             </w:rPr>
           </w:pPr>
-          <w:hyperlink w:anchor="_Toc362956962" w:history="1">
+          <w:hyperlink w:anchor="_Toc224822807" w:history="1">
             <w:r>
               <w:rPr>
                 <w:rStyle w:val="Hyperlink"/>
                 <w:rFonts w:ascii="Arial" w:hAnsi="Arial" w:cs="Arial"/>
                 <w:noProof/>
               </w:rPr>
-              <w:t>Procurements</w:t>
-            </w:r>
-            <w:r>
-              <w:rPr>
-                <w:rFonts w:ascii="Arial" w:hAnsi="Arial" w:cs="Arial"/>
+              <w:t>Risks</w:t>
+            </w:r>
+            <w:r>
+              <w:rPr>
                 <w:noProof/>
                 <w:webHidden/>
               </w:rPr>
@@ -1329,7 +1274,6 @@
             </w:r>
             <w:r>
               <w:rPr>
-                <w:rFonts w:ascii="Arial" w:hAnsi="Arial" w:cs="Arial"/>
                 <w:noProof/>
                 <w:webHidden/>
               </w:rPr>
@@ -1337,22 +1281,19 @@
             </w:r>
             <w:r>
               <w:rPr>
-                <w:rFonts w:ascii="Arial" w:hAnsi="Arial" w:cs="Arial"/>
-                <w:noProof/>
-                <w:webHidden/>
-              </w:rPr>
-              <w:instrText xml:space="preserve"> PAGEREF _Toc362956962 \h </w:instrText>
-            </w:r>
-            <w:r>
-              <w:rPr>
-                <w:rFonts w:ascii="Arial" w:hAnsi="Arial" w:cs="Arial"/>
-                <w:noProof/>
-                <w:webHidden/>
-              </w:rPr>
-            </w:r>
-            <w:r>
-              <w:rPr>
-                <w:rFonts w:ascii="Arial" w:hAnsi="Arial" w:cs="Arial"/>
+                <w:noProof/>
+                <w:webHidden/>
+              </w:rPr>
+              <w:instrText xml:space="preserve"> PAGEREF _Toc224822807 \h </w:instrText>
+            </w:r>
+            <w:r>
+              <w:rPr>
+                <w:noProof/>
+                <w:webHidden/>
+              </w:rPr>
+            </w:r>
+            <w:r>
+              <w:rPr>
                 <w:noProof/>
                 <w:webHidden/>
               </w:rPr>
@@ -1360,15 +1301,13 @@
             </w:r>
             <w:r>
               <w:rPr>
-                <w:rFonts w:ascii="Arial" w:hAnsi="Arial" w:cs="Arial"/>
-                <w:noProof/>
-                <w:webHidden/>
-              </w:rPr>
-              <w:t>3</w:t>
-            </w:r>
-            <w:r>
-              <w:rPr>
-                <w:rFonts w:ascii="Arial" w:hAnsi="Arial" w:cs="Arial"/>
+                <w:noProof/>
+                <w:webHidden/>
+              </w:rPr>
+              <w:t>4</w:t>
+            </w:r>
+            <w:r>
+              <w:rPr>
                 <w:noProof/>
                 <w:webHidden/>
               </w:rPr>
@@ -1383,24 +1322,25 @@
               <w:tab w:val="right" w:leader="dot" w:pos="9350"/>
             </w:tabs>
             <w:rPr>
-              <w:rFonts w:ascii="Arial" w:hAnsi="Arial" w:cs="Arial"/>
               <w:noProof/>
-              <w:sz w:val="22"/>
-              <w:szCs w:val="22"/>
+              <w:kern w:val="2"/>
+              <w:sz w:val="24"/>
+              <w:szCs w:val="24"/>
+              <w:lang w:val="vi-VN" w:eastAsia="vi-VN"/>
+              <w14:ligatures w14:val="standardContextual"/>
             </w:rPr>
           </w:pPr>
-          <w:hyperlink w:anchor="_Toc362956963" w:history="1">
+          <w:hyperlink w:anchor="_Toc224822808" w:history="1">
             <w:r>
               <w:rPr>
                 <w:rStyle w:val="Hyperlink"/>
                 <w:rFonts w:ascii="Arial" w:hAnsi="Arial" w:cs="Arial"/>
                 <w:noProof/>
               </w:rPr>
-              <w:t>Risks</w:t>
-            </w:r>
-            <w:r>
-              <w:rPr>
-                <w:rFonts w:ascii="Arial" w:hAnsi="Arial" w:cs="Arial"/>
+              <w:t>Completion Criteria</w:t>
+            </w:r>
+            <w:r>
+              <w:rPr>
                 <w:noProof/>
                 <w:webHidden/>
               </w:rPr>
@@ -1408,7 +1348,6 @@
             </w:r>
             <w:r>
               <w:rPr>
-                <w:rFonts w:ascii="Arial" w:hAnsi="Arial" w:cs="Arial"/>
                 <w:noProof/>
                 <w:webHidden/>
               </w:rPr>
@@ -1416,22 +1355,19 @@
             </w:r>
             <w:r>
               <w:rPr>
-                <w:rFonts w:ascii="Arial" w:hAnsi="Arial" w:cs="Arial"/>
-                <w:noProof/>
-                <w:webHidden/>
-              </w:rPr>
-              <w:instrText xml:space="preserve"> PAGEREF _Toc362956963 \h </w:instrText>
-            </w:r>
-            <w:r>
-              <w:rPr>
-                <w:rFonts w:ascii="Arial" w:hAnsi="Arial" w:cs="Arial"/>
-                <w:noProof/>
-                <w:webHidden/>
-              </w:rPr>
-            </w:r>
-            <w:r>
-              <w:rPr>
-                <w:rFonts w:ascii="Arial" w:hAnsi="Arial" w:cs="Arial"/>
+                <w:noProof/>
+                <w:webHidden/>
+              </w:rPr>
+              <w:instrText xml:space="preserve"> PAGEREF _Toc224822808 \h </w:instrText>
+            </w:r>
+            <w:r>
+              <w:rPr>
+                <w:noProof/>
+                <w:webHidden/>
+              </w:rPr>
+            </w:r>
+            <w:r>
+              <w:rPr>
                 <w:noProof/>
                 <w:webHidden/>
               </w:rPr>
@@ -1439,7 +1375,6 @@
             </w:r>
             <w:r>
               <w:rPr>
-                <w:rFonts w:ascii="Arial" w:hAnsi="Arial" w:cs="Arial"/>
                 <w:noProof/>
                 <w:webHidden/>
               </w:rPr>
@@ -1447,7 +1382,6 @@
             </w:r>
             <w:r>
               <w:rPr>
-                <w:rFonts w:ascii="Arial" w:hAnsi="Arial" w:cs="Arial"/>
                 <w:noProof/>
                 <w:webHidden/>
               </w:rPr>
@@ -1462,24 +1396,25 @@
               <w:tab w:val="right" w:leader="dot" w:pos="9350"/>
             </w:tabs>
             <w:rPr>
-              <w:rFonts w:ascii="Arial" w:hAnsi="Arial" w:cs="Arial"/>
               <w:noProof/>
-              <w:sz w:val="22"/>
-              <w:szCs w:val="22"/>
+              <w:kern w:val="2"/>
+              <w:sz w:val="24"/>
+              <w:szCs w:val="24"/>
+              <w:lang w:val="vi-VN" w:eastAsia="vi-VN"/>
+              <w14:ligatures w14:val="standardContextual"/>
             </w:rPr>
           </w:pPr>
-          <w:hyperlink w:anchor="_Toc362956964" w:history="1">
+          <w:hyperlink w:anchor="_Toc224822809" w:history="1">
             <w:r>
               <w:rPr>
                 <w:rStyle w:val="Hyperlink"/>
                 <w:rFonts w:ascii="Arial" w:hAnsi="Arial" w:cs="Arial"/>
                 <w:noProof/>
               </w:rPr>
-              <w:t>Completion Criteria</w:t>
-            </w:r>
-            <w:r>
-              <w:rPr>
-                <w:rFonts w:ascii="Arial" w:hAnsi="Arial" w:cs="Arial"/>
+              <w:t>Define Project Success</w:t>
+            </w:r>
+            <w:r>
+              <w:rPr>
                 <w:noProof/>
                 <w:webHidden/>
               </w:rPr>
@@ -1487,7 +1422,6 @@
             </w:r>
             <w:r>
               <w:rPr>
-                <w:rFonts w:ascii="Arial" w:hAnsi="Arial" w:cs="Arial"/>
                 <w:noProof/>
                 <w:webHidden/>
               </w:rPr>
@@ -1495,22 +1429,19 @@
             </w:r>
             <w:r>
               <w:rPr>
-                <w:rFonts w:ascii="Arial" w:hAnsi="Arial" w:cs="Arial"/>
-                <w:noProof/>
-                <w:webHidden/>
-              </w:rPr>
-              <w:instrText xml:space="preserve"> PAGEREF _Toc362956964 \h </w:instrText>
-            </w:r>
-            <w:r>
-              <w:rPr>
-                <w:rFonts w:ascii="Arial" w:hAnsi="Arial" w:cs="Arial"/>
-                <w:noProof/>
-                <w:webHidden/>
-              </w:rPr>
-            </w:r>
-            <w:r>
-              <w:rPr>
-                <w:rFonts w:ascii="Arial" w:hAnsi="Arial" w:cs="Arial"/>
+                <w:noProof/>
+                <w:webHidden/>
+              </w:rPr>
+              <w:instrText xml:space="preserve"> PAGEREF _Toc224822809 \h </w:instrText>
+            </w:r>
+            <w:r>
+              <w:rPr>
+                <w:noProof/>
+                <w:webHidden/>
+              </w:rPr>
+            </w:r>
+            <w:r>
+              <w:rPr>
                 <w:noProof/>
                 <w:webHidden/>
               </w:rPr>
@@ -1518,7 +1449,6 @@
             </w:r>
             <w:r>
               <w:rPr>
-                <w:rFonts w:ascii="Arial" w:hAnsi="Arial" w:cs="Arial"/>
                 <w:noProof/>
                 <w:webHidden/>
               </w:rPr>
@@ -1526,7 +1456,6 @@
             </w:r>
             <w:r>
               <w:rPr>
-                <w:rFonts w:ascii="Arial" w:hAnsi="Arial" w:cs="Arial"/>
                 <w:noProof/>
                 <w:webHidden/>
               </w:rPr>
@@ -1541,24 +1470,25 @@
               <w:tab w:val="right" w:leader="dot" w:pos="9350"/>
             </w:tabs>
             <w:rPr>
-              <w:rFonts w:ascii="Arial" w:hAnsi="Arial" w:cs="Arial"/>
               <w:noProof/>
-              <w:sz w:val="22"/>
-              <w:szCs w:val="22"/>
+              <w:kern w:val="2"/>
+              <w:sz w:val="24"/>
+              <w:szCs w:val="24"/>
+              <w:lang w:val="vi-VN" w:eastAsia="vi-VN"/>
+              <w14:ligatures w14:val="standardContextual"/>
             </w:rPr>
           </w:pPr>
-          <w:hyperlink w:anchor="_Toc362956965" w:history="1">
+          <w:hyperlink w:anchor="_Toc224822810" w:history="1">
             <w:r>
               <w:rPr>
                 <w:rStyle w:val="Hyperlink"/>
                 <w:rFonts w:ascii="Arial" w:hAnsi="Arial" w:cs="Arial"/>
                 <w:noProof/>
               </w:rPr>
-              <w:t>Define Project Success</w:t>
-            </w:r>
-            <w:r>
-              <w:rPr>
-                <w:rFonts w:ascii="Arial" w:hAnsi="Arial" w:cs="Arial"/>
+              <w:t>Assumptions</w:t>
+            </w:r>
+            <w:r>
+              <w:rPr>
                 <w:noProof/>
                 <w:webHidden/>
               </w:rPr>
@@ -1566,7 +1496,6 @@
             </w:r>
             <w:r>
               <w:rPr>
-                <w:rFonts w:ascii="Arial" w:hAnsi="Arial" w:cs="Arial"/>
                 <w:noProof/>
                 <w:webHidden/>
               </w:rPr>
@@ -1574,22 +1503,19 @@
             </w:r>
             <w:r>
               <w:rPr>
-                <w:rFonts w:ascii="Arial" w:hAnsi="Arial" w:cs="Arial"/>
-                <w:noProof/>
-                <w:webHidden/>
-              </w:rPr>
-              <w:instrText xml:space="preserve"> PAGEREF _Toc362956965 \h </w:instrText>
-            </w:r>
-            <w:r>
-              <w:rPr>
-                <w:rFonts w:ascii="Arial" w:hAnsi="Arial" w:cs="Arial"/>
-                <w:noProof/>
-                <w:webHidden/>
-              </w:rPr>
-            </w:r>
-            <w:r>
-              <w:rPr>
-                <w:rFonts w:ascii="Arial" w:hAnsi="Arial" w:cs="Arial"/>
+                <w:noProof/>
+                <w:webHidden/>
+              </w:rPr>
+              <w:instrText xml:space="preserve"> PAGEREF _Toc224822810 \h </w:instrText>
+            </w:r>
+            <w:r>
+              <w:rPr>
+                <w:noProof/>
+                <w:webHidden/>
+              </w:rPr>
+            </w:r>
+            <w:r>
+              <w:rPr>
                 <w:noProof/>
                 <w:webHidden/>
               </w:rPr>
@@ -1597,7 +1523,6 @@
             </w:r>
             <w:r>
               <w:rPr>
-                <w:rFonts w:ascii="Arial" w:hAnsi="Arial" w:cs="Arial"/>
                 <w:noProof/>
                 <w:webHidden/>
               </w:rPr>
@@ -1605,7 +1530,6 @@
             </w:r>
             <w:r>
               <w:rPr>
-                <w:rFonts w:ascii="Arial" w:hAnsi="Arial" w:cs="Arial"/>
                 <w:noProof/>
                 <w:webHidden/>
               </w:rPr>
@@ -1620,24 +1544,25 @@
               <w:tab w:val="right" w:leader="dot" w:pos="9350"/>
             </w:tabs>
             <w:rPr>
-              <w:rFonts w:ascii="Arial" w:hAnsi="Arial" w:cs="Arial"/>
               <w:noProof/>
-              <w:sz w:val="22"/>
-              <w:szCs w:val="22"/>
+              <w:kern w:val="2"/>
+              <w:sz w:val="24"/>
+              <w:szCs w:val="24"/>
+              <w:lang w:val="vi-VN" w:eastAsia="vi-VN"/>
+              <w14:ligatures w14:val="standardContextual"/>
             </w:rPr>
           </w:pPr>
-          <w:hyperlink w:anchor="_Toc362956966" w:history="1">
+          <w:hyperlink w:anchor="_Toc224822811" w:history="1">
             <w:r>
               <w:rPr>
                 <w:rStyle w:val="Hyperlink"/>
                 <w:rFonts w:ascii="Arial" w:hAnsi="Arial" w:cs="Arial"/>
                 <w:noProof/>
               </w:rPr>
-              <w:t>Assumptions</w:t>
-            </w:r>
-            <w:r>
-              <w:rPr>
-                <w:rFonts w:ascii="Arial" w:hAnsi="Arial" w:cs="Arial"/>
+              <w:t>Constraints</w:t>
+            </w:r>
+            <w:r>
+              <w:rPr>
                 <w:noProof/>
                 <w:webHidden/>
               </w:rPr>
@@ -1645,7 +1570,6 @@
             </w:r>
             <w:r>
               <w:rPr>
-                <w:rFonts w:ascii="Arial" w:hAnsi="Arial" w:cs="Arial"/>
                 <w:noProof/>
                 <w:webHidden/>
               </w:rPr>
@@ -1653,22 +1577,19 @@
             </w:r>
             <w:r>
               <w:rPr>
-                <w:rFonts w:ascii="Arial" w:hAnsi="Arial" w:cs="Arial"/>
-                <w:noProof/>
-                <w:webHidden/>
-              </w:rPr>
-              <w:instrText xml:space="preserve"> PAGEREF _Toc362956966 \h </w:instrText>
-            </w:r>
-            <w:r>
-              <w:rPr>
-                <w:rFonts w:ascii="Arial" w:hAnsi="Arial" w:cs="Arial"/>
-                <w:noProof/>
-                <w:webHidden/>
-              </w:rPr>
-            </w:r>
-            <w:r>
-              <w:rPr>
-                <w:rFonts w:ascii="Arial" w:hAnsi="Arial" w:cs="Arial"/>
+                <w:noProof/>
+                <w:webHidden/>
+              </w:rPr>
+              <w:instrText xml:space="preserve"> PAGEREF _Toc224822811 \h </w:instrText>
+            </w:r>
+            <w:r>
+              <w:rPr>
+                <w:noProof/>
+                <w:webHidden/>
+              </w:rPr>
+            </w:r>
+            <w:r>
+              <w:rPr>
                 <w:noProof/>
                 <w:webHidden/>
               </w:rPr>
@@ -1676,94 +1597,13 @@
             </w:r>
             <w:r>
               <w:rPr>
-                <w:rFonts w:ascii="Arial" w:hAnsi="Arial" w:cs="Arial"/>
-                <w:noProof/>
-                <w:webHidden/>
-              </w:rPr>
-              <w:t>4</w:t>
-            </w:r>
-            <w:r>
-              <w:rPr>
-                <w:rFonts w:ascii="Arial" w:hAnsi="Arial" w:cs="Arial"/>
-                <w:noProof/>
-                <w:webHidden/>
-              </w:rPr>
-              <w:fldChar w:fldCharType="end"/>
-            </w:r>
-          </w:hyperlink>
-        </w:p>
-        <w:p>
-          <w:pPr>
-            <w:pStyle w:val="TOC2"/>
-            <w:tabs>
-              <w:tab w:val="right" w:leader="dot" w:pos="9350"/>
-            </w:tabs>
-            <w:rPr>
-              <w:rFonts w:ascii="Arial" w:hAnsi="Arial" w:cs="Arial"/>
-              <w:noProof/>
-              <w:sz w:val="22"/>
-              <w:szCs w:val="22"/>
-            </w:rPr>
-          </w:pPr>
-          <w:hyperlink w:anchor="_Toc362956967" w:history="1">
-            <w:r>
-              <w:rPr>
-                <w:rStyle w:val="Hyperlink"/>
-                <w:rFonts w:ascii="Arial" w:hAnsi="Arial" w:cs="Arial"/>
-                <w:noProof/>
-              </w:rPr>
-              <w:t>Constraints</w:t>
-            </w:r>
-            <w:r>
-              <w:rPr>
-                <w:rFonts w:ascii="Arial" w:hAnsi="Arial" w:cs="Arial"/>
-                <w:noProof/>
-                <w:webHidden/>
-              </w:rPr>
-              <w:tab/>
-            </w:r>
-            <w:r>
-              <w:rPr>
-                <w:rFonts w:ascii="Arial" w:hAnsi="Arial" w:cs="Arial"/>
-                <w:noProof/>
-                <w:webHidden/>
-              </w:rPr>
-              <w:fldChar w:fldCharType="begin"/>
-            </w:r>
-            <w:r>
-              <w:rPr>
-                <w:rFonts w:ascii="Arial" w:hAnsi="Arial" w:cs="Arial"/>
-                <w:noProof/>
-                <w:webHidden/>
-              </w:rPr>
-              <w:instrText xml:space="preserve"> PAGEREF _Toc362956967 \h </w:instrText>
-            </w:r>
-            <w:r>
-              <w:rPr>
-                <w:rFonts w:ascii="Arial" w:hAnsi="Arial" w:cs="Arial"/>
-                <w:noProof/>
-                <w:webHidden/>
-              </w:rPr>
-            </w:r>
-            <w:r>
-              <w:rPr>
-                <w:rFonts w:ascii="Arial" w:hAnsi="Arial" w:cs="Arial"/>
-                <w:noProof/>
-                <w:webHidden/>
-              </w:rPr>
-              <w:fldChar w:fldCharType="separate"/>
-            </w:r>
-            <w:r>
-              <w:rPr>
-                <w:rFonts w:ascii="Arial" w:hAnsi="Arial" w:cs="Arial"/>
-                <w:noProof/>
-                <w:webHidden/>
-              </w:rPr>
-              <w:t>4</w:t>
-            </w:r>
-            <w:r>
-              <w:rPr>
-                <w:rFonts w:ascii="Arial" w:hAnsi="Arial" w:cs="Arial"/>
+                <w:noProof/>
+                <w:webHidden/>
+              </w:rPr>
+              <w:t>5</w:t>
+            </w:r>
+            <w:r>
+              <w:rPr>
                 <w:noProof/>
                 <w:webHidden/>
               </w:rPr>
@@ -1778,13 +1618,15 @@
               <w:tab w:val="right" w:leader="dot" w:pos="9350"/>
             </w:tabs>
             <w:rPr>
-              <w:rFonts w:ascii="Arial" w:hAnsi="Arial" w:cs="Arial"/>
               <w:noProof/>
-              <w:sz w:val="22"/>
-              <w:szCs w:val="22"/>
+              <w:kern w:val="2"/>
+              <w:sz w:val="24"/>
+              <w:szCs w:val="24"/>
+              <w:lang w:val="vi-VN" w:eastAsia="vi-VN"/>
+              <w14:ligatures w14:val="standardContextual"/>
             </w:rPr>
           </w:pPr>
-          <w:hyperlink w:anchor="_Toc362956968" w:history="1">
+          <w:hyperlink w:anchor="_Toc224822812" w:history="1">
             <w:r>
               <w:rPr>
                 <w:rStyle w:val="Hyperlink"/>
@@ -1796,7 +1638,6 @@
             </w:r>
             <w:r>
               <w:rPr>
-                <w:rFonts w:ascii="Arial" w:hAnsi="Arial" w:cs="Arial"/>
                 <w:noProof/>
                 <w:webHidden/>
               </w:rPr>
@@ -1804,7 +1645,6 @@
             </w:r>
             <w:r>
               <w:rPr>
-                <w:rFonts w:ascii="Arial" w:hAnsi="Arial" w:cs="Arial"/>
                 <w:noProof/>
                 <w:webHidden/>
               </w:rPr>
@@ -1812,22 +1652,19 @@
             </w:r>
             <w:r>
               <w:rPr>
-                <w:rFonts w:ascii="Arial" w:hAnsi="Arial" w:cs="Arial"/>
-                <w:noProof/>
-                <w:webHidden/>
-              </w:rPr>
-              <w:instrText xml:space="preserve"> PAGEREF _Toc362956968 \h </w:instrText>
-            </w:r>
-            <w:r>
-              <w:rPr>
-                <w:rFonts w:ascii="Arial" w:hAnsi="Arial" w:cs="Arial"/>
-                <w:noProof/>
-                <w:webHidden/>
-              </w:rPr>
-            </w:r>
-            <w:r>
-              <w:rPr>
-                <w:rFonts w:ascii="Arial" w:hAnsi="Arial" w:cs="Arial"/>
+                <w:noProof/>
+                <w:webHidden/>
+              </w:rPr>
+              <w:instrText xml:space="preserve"> PAGEREF _Toc224822812 \h </w:instrText>
+            </w:r>
+            <w:r>
+              <w:rPr>
+                <w:noProof/>
+                <w:webHidden/>
+              </w:rPr>
+            </w:r>
+            <w:r>
+              <w:rPr>
                 <w:noProof/>
                 <w:webHidden/>
               </w:rPr>
@@ -1835,15 +1672,13 @@
             </w:r>
             <w:r>
               <w:rPr>
-                <w:rFonts w:ascii="Arial" w:hAnsi="Arial" w:cs="Arial"/>
-                <w:noProof/>
-                <w:webHidden/>
-              </w:rPr>
-              <w:t>4</w:t>
-            </w:r>
-            <w:r>
-              <w:rPr>
-                <w:rFonts w:ascii="Arial" w:hAnsi="Arial" w:cs="Arial"/>
+                <w:noProof/>
+                <w:webHidden/>
+              </w:rPr>
+              <w:t>5</w:t>
+            </w:r>
+            <w:r>
+              <w:rPr>
                 <w:noProof/>
                 <w:webHidden/>
               </w:rPr>
@@ -1858,13 +1693,15 @@
               <w:tab w:val="right" w:leader="dot" w:pos="9350"/>
             </w:tabs>
             <w:rPr>
-              <w:rFonts w:ascii="Arial" w:hAnsi="Arial" w:cs="Arial"/>
               <w:noProof/>
-              <w:sz w:val="22"/>
-              <w:szCs w:val="22"/>
+              <w:kern w:val="2"/>
+              <w:sz w:val="24"/>
+              <w:szCs w:val="24"/>
+              <w:lang w:val="vi-VN" w:eastAsia="vi-VN"/>
+              <w14:ligatures w14:val="standardContextual"/>
             </w:rPr>
           </w:pPr>
-          <w:hyperlink w:anchor="_Toc362956969" w:history="1">
+          <w:hyperlink w:anchor="_Toc224822813" w:history="1">
             <w:r>
               <w:rPr>
                 <w:rStyle w:val="Hyperlink"/>
@@ -1876,7 +1713,6 @@
             </w:r>
             <w:r>
               <w:rPr>
-                <w:rFonts w:ascii="Arial" w:hAnsi="Arial" w:cs="Arial"/>
                 <w:noProof/>
                 <w:webHidden/>
               </w:rPr>
@@ -1884,7 +1720,6 @@
             </w:r>
             <w:r>
               <w:rPr>
-                <w:rFonts w:ascii="Arial" w:hAnsi="Arial" w:cs="Arial"/>
                 <w:noProof/>
                 <w:webHidden/>
               </w:rPr>
@@ -1892,22 +1727,19 @@
             </w:r>
             <w:r>
               <w:rPr>
-                <w:rFonts w:ascii="Arial" w:hAnsi="Arial" w:cs="Arial"/>
-                <w:noProof/>
-                <w:webHidden/>
-              </w:rPr>
-              <w:instrText xml:space="preserve"> PAGEREF _Toc362956969 \h </w:instrText>
-            </w:r>
-            <w:r>
-              <w:rPr>
-                <w:rFonts w:ascii="Arial" w:hAnsi="Arial" w:cs="Arial"/>
-                <w:noProof/>
-                <w:webHidden/>
-              </w:rPr>
-            </w:r>
-            <w:r>
-              <w:rPr>
-                <w:rFonts w:ascii="Arial" w:hAnsi="Arial" w:cs="Arial"/>
+                <w:noProof/>
+                <w:webHidden/>
+              </w:rPr>
+              <w:instrText xml:space="preserve"> PAGEREF _Toc224822813 \h </w:instrText>
+            </w:r>
+            <w:r>
+              <w:rPr>
+                <w:noProof/>
+                <w:webHidden/>
+              </w:rPr>
+            </w:r>
+            <w:r>
+              <w:rPr>
                 <w:noProof/>
                 <w:webHidden/>
               </w:rPr>
@@ -1915,15 +1747,13 @@
             </w:r>
             <w:r>
               <w:rPr>
-                <w:rFonts w:ascii="Arial" w:hAnsi="Arial" w:cs="Arial"/>
-                <w:noProof/>
-                <w:webHidden/>
-              </w:rPr>
-              <w:t>4</w:t>
-            </w:r>
-            <w:r>
-              <w:rPr>
-                <w:rFonts w:ascii="Arial" w:hAnsi="Arial" w:cs="Arial"/>
+                <w:noProof/>
+                <w:webHidden/>
+              </w:rPr>
+              <w:t>5</w:t>
+            </w:r>
+            <w:r>
+              <w:rPr>
                 <w:noProof/>
                 <w:webHidden/>
               </w:rPr>
@@ -1938,13 +1768,15 @@
               <w:tab w:val="right" w:leader="dot" w:pos="9350"/>
             </w:tabs>
             <w:rPr>
-              <w:rFonts w:ascii="Arial" w:hAnsi="Arial" w:cs="Arial"/>
               <w:noProof/>
-              <w:sz w:val="22"/>
-              <w:szCs w:val="22"/>
+              <w:kern w:val="2"/>
+              <w:sz w:val="24"/>
+              <w:szCs w:val="24"/>
+              <w:lang w:val="vi-VN" w:eastAsia="vi-VN"/>
+              <w14:ligatures w14:val="standardContextual"/>
             </w:rPr>
           </w:pPr>
-          <w:hyperlink w:anchor="_Toc362956970" w:history="1">
+          <w:hyperlink w:anchor="_Toc224822814" w:history="1">
             <w:r>
               <w:rPr>
                 <w:rStyle w:val="Hyperlink"/>
@@ -1956,7 +1788,6 @@
             </w:r>
             <w:r>
               <w:rPr>
-                <w:rFonts w:ascii="Arial" w:hAnsi="Arial" w:cs="Arial"/>
                 <w:noProof/>
                 <w:webHidden/>
               </w:rPr>
@@ -1964,7 +1795,6 @@
             </w:r>
             <w:r>
               <w:rPr>
-                <w:rFonts w:ascii="Arial" w:hAnsi="Arial" w:cs="Arial"/>
                 <w:noProof/>
                 <w:webHidden/>
               </w:rPr>
@@ -1972,22 +1802,19 @@
             </w:r>
             <w:r>
               <w:rPr>
-                <w:rFonts w:ascii="Arial" w:hAnsi="Arial" w:cs="Arial"/>
-                <w:noProof/>
-                <w:webHidden/>
-              </w:rPr>
-              <w:instrText xml:space="preserve"> PAGEREF _Toc362956970 \h </w:instrText>
-            </w:r>
-            <w:r>
-              <w:rPr>
-                <w:rFonts w:ascii="Arial" w:hAnsi="Arial" w:cs="Arial"/>
-                <w:noProof/>
-                <w:webHidden/>
-              </w:rPr>
-            </w:r>
-            <w:r>
-              <w:rPr>
-                <w:rFonts w:ascii="Arial" w:hAnsi="Arial" w:cs="Arial"/>
+                <w:noProof/>
+                <w:webHidden/>
+              </w:rPr>
+              <w:instrText xml:space="preserve"> PAGEREF _Toc224822814 \h </w:instrText>
+            </w:r>
+            <w:r>
+              <w:rPr>
+                <w:noProof/>
+                <w:webHidden/>
+              </w:rPr>
+            </w:r>
+            <w:r>
+              <w:rPr>
                 <w:noProof/>
                 <w:webHidden/>
               </w:rPr>
@@ -1995,7 +1822,6 @@
             </w:r>
             <w:r>
               <w:rPr>
-                <w:rFonts w:ascii="Arial" w:hAnsi="Arial" w:cs="Arial"/>
                 <w:noProof/>
                 <w:webHidden/>
               </w:rPr>
@@ -2003,7 +1829,6 @@
             </w:r>
             <w:r>
               <w:rPr>
-                <w:rFonts w:ascii="Arial" w:hAnsi="Arial" w:cs="Arial"/>
                 <w:noProof/>
                 <w:webHidden/>
               </w:rPr>
@@ -2018,13 +1843,15 @@
               <w:tab w:val="right" w:leader="dot" w:pos="9350"/>
             </w:tabs>
             <w:rPr>
-              <w:rFonts w:ascii="Arial" w:hAnsi="Arial" w:cs="Arial"/>
               <w:noProof/>
-              <w:sz w:val="22"/>
-              <w:szCs w:val="22"/>
+              <w:kern w:val="2"/>
+              <w:sz w:val="24"/>
+              <w:szCs w:val="24"/>
+              <w:lang w:val="vi-VN" w:eastAsia="vi-VN"/>
+              <w14:ligatures w14:val="standardContextual"/>
             </w:rPr>
           </w:pPr>
-          <w:hyperlink w:anchor="_Toc362956971" w:history="1">
+          <w:hyperlink w:anchor="_Toc224822815" w:history="1">
             <w:r>
               <w:rPr>
                 <w:rStyle w:val="Hyperlink"/>
@@ -2036,7 +1863,6 @@
             </w:r>
             <w:r>
               <w:rPr>
-                <w:rFonts w:ascii="Arial" w:hAnsi="Arial" w:cs="Arial"/>
                 <w:noProof/>
                 <w:webHidden/>
               </w:rPr>
@@ -2044,7 +1870,6 @@
             </w:r>
             <w:r>
               <w:rPr>
-                <w:rFonts w:ascii="Arial" w:hAnsi="Arial" w:cs="Arial"/>
                 <w:noProof/>
                 <w:webHidden/>
               </w:rPr>
@@ -2052,22 +1877,19 @@
             </w:r>
             <w:r>
               <w:rPr>
-                <w:rFonts w:ascii="Arial" w:hAnsi="Arial" w:cs="Arial"/>
-                <w:noProof/>
-                <w:webHidden/>
-              </w:rPr>
-              <w:instrText xml:space="preserve"> PAGEREF _Toc362956971 \h </w:instrText>
-            </w:r>
-            <w:r>
-              <w:rPr>
-                <w:rFonts w:ascii="Arial" w:hAnsi="Arial" w:cs="Arial"/>
-                <w:noProof/>
-                <w:webHidden/>
-              </w:rPr>
-            </w:r>
-            <w:r>
-              <w:rPr>
-                <w:rFonts w:ascii="Arial" w:hAnsi="Arial" w:cs="Arial"/>
+                <w:noProof/>
+                <w:webHidden/>
+              </w:rPr>
+              <w:instrText xml:space="preserve"> PAGEREF _Toc224822815 \h </w:instrText>
+            </w:r>
+            <w:r>
+              <w:rPr>
+                <w:noProof/>
+                <w:webHidden/>
+              </w:rPr>
+            </w:r>
+            <w:r>
+              <w:rPr>
                 <w:noProof/>
                 <w:webHidden/>
               </w:rPr>
@@ -2075,15 +1897,13 @@
             </w:r>
             <w:r>
               <w:rPr>
-                <w:rFonts w:ascii="Arial" w:hAnsi="Arial" w:cs="Arial"/>
-                <w:noProof/>
-                <w:webHidden/>
-              </w:rPr>
-              <w:t>5</w:t>
-            </w:r>
-            <w:r>
-              <w:rPr>
-                <w:rFonts w:ascii="Arial" w:hAnsi="Arial" w:cs="Arial"/>
+                <w:noProof/>
+                <w:webHidden/>
+              </w:rPr>
+              <w:t>6</w:t>
+            </w:r>
+            <w:r>
+              <w:rPr>
                 <w:noProof/>
                 <w:webHidden/>
               </w:rPr>
@@ -2176,20 +1996,51 @@
         <w:rPr>
           <w:rFonts w:ascii="Arial" w:hAnsi="Arial" w:cs="Arial"/>
         </w:rPr>
+        <w:t>Insert</w:t>
+      </w:r>
+      <w:r>
+        <w:rPr>
+          <w:rFonts w:ascii="Arial" w:hAnsi="Arial" w:cs="Arial"/>
+        </w:rPr>
+        <w:t xml:space="preserve"> Date</w:t>
+      </w:r>
+      <w:r>
+        <w:rPr>
+          <w:rFonts w:ascii="Arial" w:hAnsi="Arial" w:cs="Arial"/>
+        </w:rPr>
+        <w:t>: 18/03/2026</w:t>
+      </w:r>
+    </w:p>
+    <w:p>
+      <w:pPr>
+        <w:pStyle w:val="Heading1"/>
+        <w:rPr>
+          <w:rFonts w:ascii="Arial" w:hAnsi="Arial" w:cs="Arial"/>
+          <w:b/>
+        </w:rPr>
+      </w:pPr>
+      <w:bookmarkStart w:id="22" w:name="_Toc224822797"/>
+      <w:r>
+        <w:rPr>
+          <w:rFonts w:ascii="Arial" w:hAnsi="Arial" w:cs="Arial"/>
+          <w:b/>
+        </w:rPr>
         <w:lastRenderedPageBreak/>
-        <w:t>Insert</w:t>
-      </w:r>
-      <w:r>
-        <w:rPr>
-          <w:rFonts w:ascii="Arial" w:hAnsi="Arial" w:cs="Arial"/>
-        </w:rPr>
-        <w:t xml:space="preserve"> Date</w:t>
-      </w:r>
-      <w:r>
-        <w:rPr>
-          <w:rFonts w:ascii="Arial" w:hAnsi="Arial" w:cs="Arial"/>
-        </w:rPr>
-        <w:t>: 18/03/2026</w:t>
+        <w:t>project summary</w:t>
+      </w:r>
+      <w:bookmarkEnd w:id="22"/>
+    </w:p>
+    <w:p>
+      <w:pPr>
+        <w:rPr>
+          <w:rFonts w:ascii="Arial" w:hAnsi="Arial" w:cs="Arial"/>
+        </w:rPr>
+      </w:pPr>
+      <w:r>
+        <w:rPr>
+          <w:rFonts w:ascii="Arial" w:hAnsi="Arial" w:cs="Arial"/>
+        </w:rPr>
+        <w:t>Dự án xây dựng hệ thống Desktop Application tập trung nhằm số hóa quy trình quản lý cho chuỗi 8 chi nhánh của Phụng Lộc Coffee. Hiện tại, việc quản lý bằng Excel rời rạc đang gây thất thoát nguyên liệu (5–7%) và thiếu báo cáo thời gian thực. Hệ thống mới sẽ hợp nhất dữ liệu, tự động hóa việc trừ kho theo định mức công thức và đảm bảo vận hành ổn định ngay cả khi mất kết nối mạng, tạo tiền đề để chuỗi mở rộng thêm 3 chi nhánh trong năm tới.</w:t>
       </w:r>
     </w:p>
     <w:p>
@@ -2200,42 +2051,15 @@
           <w:b/>
         </w:rPr>
       </w:pPr>
+      <w:bookmarkStart w:id="23" w:name="_Toc224822798"/>
       <w:r>
         <w:rPr>
           <w:rFonts w:ascii="Arial" w:hAnsi="Arial" w:cs="Arial"/>
           <w:b/>
         </w:rPr>
-        <w:t>project summary</w:t>
-      </w:r>
-    </w:p>
-    <w:p>
-      <w:pPr>
-        <w:rPr>
-          <w:rFonts w:ascii="Arial" w:hAnsi="Arial" w:cs="Arial"/>
-        </w:rPr>
-      </w:pPr>
-      <w:r>
-        <w:rPr>
-          <w:rFonts w:ascii="Arial" w:hAnsi="Arial" w:cs="Arial"/>
-        </w:rPr>
-        <w:t>Dự án xây dựng hệ thống Desktop Application tập trung nhằm số hóa quy trình quản lý cho chuỗi 8 chi nhánh của Phụng Lộc Coffee. Hiện tại, việc quản lý bằng Excel rời rạc đang gây thất thoát nguyên liệu (5–7%) và thiếu báo cáo thời gian thực. Hệ thống mới sẽ hợp nhất dữ liệu, tự động hóa việc trừ kho theo định mức công thức và đảm bảo vận hành ổn định ngay cả khi mất kết nối mạng, tạo tiền đề để chuỗi mở rộng thêm 3 chi nhánh trong năm tới.</w:t>
-      </w:r>
-    </w:p>
-    <w:p>
-      <w:pPr>
-        <w:pStyle w:val="Heading1"/>
-        <w:rPr>
-          <w:rFonts w:ascii="Arial" w:hAnsi="Arial" w:cs="Arial"/>
-          <w:b/>
-        </w:rPr>
-      </w:pPr>
-      <w:r>
-        <w:rPr>
-          <w:rFonts w:ascii="Arial" w:hAnsi="Arial" w:cs="Arial"/>
-          <w:b/>
-        </w:rPr>
         <w:t>project purpose</w:t>
       </w:r>
+      <w:bookmarkEnd w:id="23"/>
     </w:p>
     <w:p>
       <w:pPr>
@@ -2343,12 +2167,14 @@
           <w:rFonts w:ascii="Arial" w:hAnsi="Arial" w:cs="Arial"/>
         </w:rPr>
       </w:pPr>
+      <w:bookmarkStart w:id="24" w:name="_Toc224822799"/>
       <w:r>
         <w:rPr>
           <w:rFonts w:ascii="Arial" w:hAnsi="Arial" w:cs="Arial"/>
         </w:rPr>
         <w:t>business objectives</w:t>
       </w:r>
+      <w:bookmarkEnd w:id="24"/>
     </w:p>
     <w:p>
       <w:pPr>
@@ -2453,7 +2279,7 @@
           <w:b/>
         </w:rPr>
       </w:pPr>
-      <w:bookmarkStart w:id="20" w:name="_Toc362956955"/>
+      <w:bookmarkStart w:id="25" w:name="_Toc224822800"/>
       <w:r>
         <w:rPr>
           <w:rFonts w:ascii="Arial" w:hAnsi="Arial" w:cs="Arial"/>
@@ -2468,7 +2294,7 @@
         </w:rPr>
         <w:t>etails</w:t>
       </w:r>
-      <w:bookmarkEnd w:id="20"/>
+      <w:bookmarkEnd w:id="25"/>
     </w:p>
     <w:p>
       <w:pPr>
@@ -2527,7 +2353,6 @@
           <w:szCs w:val="20"/>
         </w:rPr>
       </w:pPr>
-      <w:bookmarkStart w:id="21" w:name="_Toc362956956"/>
       <w:r>
         <w:rPr>
           <w:rFonts w:ascii="Arial" w:hAnsi="Arial" w:cs="Arial"/>
@@ -2560,7 +2385,6 @@
         </w:rPr>
         <w:t>Requirements</w:t>
       </w:r>
-      <w:bookmarkEnd w:id="21"/>
       <w:r>
         <w:rPr>
           <w:rFonts w:ascii="Arial" w:hAnsi="Arial" w:cs="Arial"/>
@@ -2622,14 +2446,14 @@
           <w:rFonts w:ascii="Arial" w:hAnsi="Arial" w:cs="Arial"/>
         </w:rPr>
       </w:pPr>
-      <w:bookmarkStart w:id="22" w:name="_Toc362956957"/>
+      <w:bookmarkStart w:id="26" w:name="_Toc224822801"/>
       <w:r>
         <w:rPr>
           <w:rFonts w:ascii="Arial" w:hAnsi="Arial" w:cs="Arial"/>
         </w:rPr>
         <w:t>Scope Statement</w:t>
       </w:r>
-      <w:bookmarkEnd w:id="22"/>
+      <w:bookmarkEnd w:id="26"/>
     </w:p>
     <w:p>
       <w:pPr>
@@ -2818,14 +2642,14 @@
           <w:rFonts w:ascii="Arial" w:hAnsi="Arial" w:cs="Arial"/>
         </w:rPr>
       </w:pPr>
-      <w:bookmarkStart w:id="23" w:name="_Toc362956958"/>
+      <w:bookmarkStart w:id="27" w:name="_Toc224822802"/>
       <w:r>
         <w:rPr>
           <w:rFonts w:ascii="Arial" w:hAnsi="Arial" w:cs="Arial"/>
         </w:rPr>
         <w:t>Deliverables</w:t>
       </w:r>
-      <w:bookmarkEnd w:id="23"/>
+      <w:bookmarkEnd w:id="27"/>
     </w:p>
     <w:p>
       <w:pPr>
@@ -2924,12 +2748,19 @@
     </w:p>
     <w:p>
       <w:pPr>
+        <w:rPr>
+          <w:rFonts w:ascii="Arial" w:hAnsi="Arial" w:cs="Arial"/>
+        </w:rPr>
+      </w:pPr>
+    </w:p>
+    <w:p>
+      <w:pPr>
         <w:pStyle w:val="Heading2"/>
         <w:rPr>
           <w:rFonts w:ascii="Arial" w:hAnsi="Arial" w:cs="Arial"/>
         </w:rPr>
       </w:pPr>
-      <w:bookmarkStart w:id="24" w:name="_Toc362956959"/>
+      <w:bookmarkStart w:id="28" w:name="_Toc224822803"/>
       <w:r>
         <w:rPr>
           <w:rFonts w:ascii="Arial" w:hAnsi="Arial" w:cs="Arial"/>
@@ -2937,7 +2768,7 @@
         <w:lastRenderedPageBreak/>
         <w:t>Estimated Schedule</w:t>
       </w:r>
-      <w:bookmarkEnd w:id="24"/>
+      <w:bookmarkEnd w:id="28"/>
     </w:p>
     <w:p>
       <w:pPr>
@@ -2955,7 +2786,7 @@
         <w:rPr>
           <w:rFonts w:ascii="Arial" w:hAnsi="Arial" w:cs="Arial"/>
         </w:rPr>
-        <w:t>3</w:t>
+        <w:t>5</w:t>
       </w:r>
       <w:r>
         <w:rPr>
@@ -2977,13 +2808,13 @@
         <w:tblLook w:val="04A0" w:firstRow="1" w:lastRow="0" w:firstColumn="1" w:lastColumn="0" w:noHBand="0" w:noVBand="1"/>
       </w:tblPr>
       <w:tblGrid>
-        <w:gridCol w:w="7938"/>
-        <w:gridCol w:w="1638"/>
+        <w:gridCol w:w="7479"/>
+        <w:gridCol w:w="2097"/>
       </w:tblGrid>
       <w:tr>
         <w:tc>
           <w:tcPr>
-            <w:tcW w:w="7938" w:type="dxa"/>
+            <w:tcW w:w="7479" w:type="dxa"/>
             <w:shd w:val="clear" w:color="auto" w:fill="F2F2F2" w:themeFill="background1" w:themeFillShade="F2"/>
           </w:tcPr>
           <w:p>
@@ -3002,7 +2833,7 @@
         </w:tc>
         <w:tc>
           <w:tcPr>
-            <w:tcW w:w="1638" w:type="dxa"/>
+            <w:tcW w:w="2097" w:type="dxa"/>
             <w:shd w:val="clear" w:color="auto" w:fill="F2F2F2" w:themeFill="background1" w:themeFillShade="F2"/>
           </w:tcPr>
           <w:p>
@@ -3023,43 +2854,41 @@
       <w:tr>
         <w:tc>
           <w:tcPr>
-            <w:tcW w:w="7938" w:type="dxa"/>
-          </w:tcPr>
-          <w:p>
-            <w:pPr>
-              <w:rPr>
-                <w:rFonts w:ascii="Arial" w:hAnsi="Arial" w:cs="Arial"/>
-              </w:rPr>
-            </w:pPr>
-            <w:r>
-              <w:rPr>
-                <w:rFonts w:ascii="Arial" w:hAnsi="Arial" w:cs="Arial"/>
-              </w:rPr>
-              <w:t>Giai đoạn khởi tạo</w:t>
-            </w:r>
-          </w:p>
-        </w:tc>
-        <w:tc>
-          <w:tcPr>
-            <w:tcW w:w="1638" w:type="dxa"/>
-          </w:tcPr>
-          <w:p>
-            <w:pPr>
-              <w:rPr>
-                <w:rFonts w:ascii="Arial" w:hAnsi="Arial" w:cs="Arial"/>
-              </w:rPr>
-            </w:pPr>
-            <w:r>
-              <w:rPr>
-                <w:rFonts w:ascii="Arial" w:hAnsi="Arial" w:cs="Arial"/>
-              </w:rPr>
-              <w:t>05</w:t>
-            </w:r>
-            <w:r>
-              <w:rPr>
-                <w:rFonts w:ascii="Arial" w:hAnsi="Arial" w:cs="Arial"/>
-              </w:rPr>
-              <w:t>/03/2026</w:t>
+            <w:tcW w:w="7479" w:type="dxa"/>
+          </w:tcPr>
+          <w:p>
+            <w:pPr>
+              <w:rPr>
+                <w:rFonts w:ascii="Arial" w:hAnsi="Arial" w:cs="Arial"/>
+                <w:bCs/>
+              </w:rPr>
+            </w:pPr>
+            <w:r>
+              <w:rPr>
+                <w:rFonts w:ascii="Arial" w:hAnsi="Arial" w:cs="Arial"/>
+                <w:bCs/>
+              </w:rPr>
+              <w:t>Khởi động dự án</w:t>
+            </w:r>
+          </w:p>
+        </w:tc>
+        <w:tc>
+          <w:tcPr>
+            <w:tcW w:w="2097" w:type="dxa"/>
+          </w:tcPr>
+          <w:p>
+            <w:pPr>
+              <w:rPr>
+                <w:rFonts w:ascii="Arial" w:hAnsi="Arial" w:cs="Arial"/>
+                <w:bCs/>
+              </w:rPr>
+            </w:pPr>
+            <w:r>
+              <w:rPr>
+                <w:rFonts w:ascii="Arial" w:hAnsi="Arial" w:cs="Arial"/>
+                <w:bCs/>
+              </w:rPr>
+              <w:t>Tháng 1</w:t>
             </w:r>
           </w:p>
         </w:tc>
@@ -3067,37 +2896,41 @@
       <w:tr>
         <w:tc>
           <w:tcPr>
-            <w:tcW w:w="7938" w:type="dxa"/>
-          </w:tcPr>
-          <w:p>
-            <w:pPr>
-              <w:rPr>
-                <w:rFonts w:ascii="Arial" w:hAnsi="Arial" w:cs="Arial"/>
-              </w:rPr>
-            </w:pPr>
-            <w:r>
-              <w:rPr>
-                <w:rFonts w:ascii="Arial" w:hAnsi="Arial" w:cs="Arial"/>
-              </w:rPr>
-              <w:t>Giai đoạn khảo sát và thiết kế</w:t>
-            </w:r>
-          </w:p>
-        </w:tc>
-        <w:tc>
-          <w:tcPr>
-            <w:tcW w:w="1638" w:type="dxa"/>
-          </w:tcPr>
-          <w:p>
-            <w:pPr>
-              <w:rPr>
-                <w:rFonts w:ascii="Arial" w:hAnsi="Arial" w:cs="Arial"/>
-              </w:rPr>
-            </w:pPr>
-            <w:r>
-              <w:rPr>
-                <w:rFonts w:ascii="Arial" w:hAnsi="Arial" w:cs="Arial"/>
-              </w:rPr>
-              <w:t>19/03/2026</w:t>
+            <w:tcW w:w="7479" w:type="dxa"/>
+          </w:tcPr>
+          <w:p>
+            <w:pPr>
+              <w:rPr>
+                <w:rFonts w:ascii="Arial" w:hAnsi="Arial" w:cs="Arial"/>
+                <w:bCs/>
+              </w:rPr>
+            </w:pPr>
+            <w:r>
+              <w:rPr>
+                <w:rFonts w:ascii="Arial" w:hAnsi="Arial" w:cs="Arial"/>
+                <w:bCs/>
+              </w:rPr>
+              <w:t>Phân tích thiết kế</w:t>
+            </w:r>
+          </w:p>
+        </w:tc>
+        <w:tc>
+          <w:tcPr>
+            <w:tcW w:w="2097" w:type="dxa"/>
+          </w:tcPr>
+          <w:p>
+            <w:pPr>
+              <w:rPr>
+                <w:rFonts w:ascii="Arial" w:hAnsi="Arial" w:cs="Arial"/>
+                <w:bCs/>
+              </w:rPr>
+            </w:pPr>
+            <w:r>
+              <w:rPr>
+                <w:rFonts w:ascii="Arial" w:hAnsi="Arial" w:cs="Arial"/>
+                <w:bCs/>
+              </w:rPr>
+              <w:t>Tháng 1-2</w:t>
             </w:r>
           </w:p>
         </w:tc>
@@ -3105,37 +2938,41 @@
       <w:tr>
         <w:tc>
           <w:tcPr>
-            <w:tcW w:w="7938" w:type="dxa"/>
-          </w:tcPr>
-          <w:p>
-            <w:pPr>
-              <w:rPr>
-                <w:rFonts w:ascii="Arial" w:hAnsi="Arial" w:cs="Arial"/>
-              </w:rPr>
-            </w:pPr>
-            <w:r>
-              <w:rPr>
-                <w:rFonts w:ascii="Arial" w:hAnsi="Arial" w:cs="Arial"/>
-              </w:rPr>
-              <w:t>Giai đoạn phát triển Core</w:t>
-            </w:r>
-          </w:p>
-        </w:tc>
-        <w:tc>
-          <w:tcPr>
-            <w:tcW w:w="1638" w:type="dxa"/>
-          </w:tcPr>
-          <w:p>
-            <w:pPr>
-              <w:rPr>
-                <w:rFonts w:ascii="Arial" w:hAnsi="Arial" w:cs="Arial"/>
-              </w:rPr>
-            </w:pPr>
-            <w:r>
-              <w:rPr>
-                <w:rFonts w:ascii="Arial" w:hAnsi="Arial" w:cs="Arial"/>
-              </w:rPr>
-              <w:t>02/04/2026</w:t>
+            <w:tcW w:w="7479" w:type="dxa"/>
+          </w:tcPr>
+          <w:p>
+            <w:pPr>
+              <w:rPr>
+                <w:rFonts w:ascii="Arial" w:hAnsi="Arial" w:cs="Arial"/>
+                <w:bCs/>
+              </w:rPr>
+            </w:pPr>
+            <w:r>
+              <w:rPr>
+                <w:rFonts w:ascii="Arial" w:hAnsi="Arial" w:cs="Arial"/>
+                <w:bCs/>
+              </w:rPr>
+              <w:t>Phát triển phần lõi</w:t>
+            </w:r>
+          </w:p>
+        </w:tc>
+        <w:tc>
+          <w:tcPr>
+            <w:tcW w:w="2097" w:type="dxa"/>
+          </w:tcPr>
+          <w:p>
+            <w:pPr>
+              <w:rPr>
+                <w:rFonts w:ascii="Arial" w:hAnsi="Arial" w:cs="Arial"/>
+                <w:bCs/>
+              </w:rPr>
+            </w:pPr>
+            <w:r>
+              <w:rPr>
+                <w:rFonts w:ascii="Arial" w:hAnsi="Arial" w:cs="Arial"/>
+                <w:bCs/>
+              </w:rPr>
+              <w:t>Tháng 2-4</w:t>
             </w:r>
           </w:p>
         </w:tc>
@@ -3143,37 +2980,41 @@
       <w:tr>
         <w:tc>
           <w:tcPr>
-            <w:tcW w:w="7938" w:type="dxa"/>
-          </w:tcPr>
-          <w:p>
-            <w:pPr>
-              <w:rPr>
-                <w:rFonts w:ascii="Arial" w:hAnsi="Arial" w:cs="Arial"/>
-              </w:rPr>
-            </w:pPr>
-            <w:r>
-              <w:rPr>
-                <w:rFonts w:ascii="Arial" w:hAnsi="Arial" w:cs="Arial"/>
-              </w:rPr>
-              <w:t>Giai đoạn phát triển Dashboard</w:t>
-            </w:r>
-          </w:p>
-        </w:tc>
-        <w:tc>
-          <w:tcPr>
-            <w:tcW w:w="1638" w:type="dxa"/>
-          </w:tcPr>
-          <w:p>
-            <w:pPr>
-              <w:rPr>
-                <w:rFonts w:ascii="Arial" w:hAnsi="Arial" w:cs="Arial"/>
-              </w:rPr>
-            </w:pPr>
-            <w:r>
-              <w:rPr>
-                <w:rFonts w:ascii="Arial" w:hAnsi="Arial" w:cs="Arial"/>
-              </w:rPr>
-              <w:t>23/04/2026</w:t>
+            <w:tcW w:w="7479" w:type="dxa"/>
+          </w:tcPr>
+          <w:p>
+            <w:pPr>
+              <w:rPr>
+                <w:rFonts w:ascii="Arial" w:hAnsi="Arial" w:cs="Arial"/>
+                <w:bCs/>
+              </w:rPr>
+            </w:pPr>
+            <w:r>
+              <w:rPr>
+                <w:rFonts w:ascii="Arial" w:hAnsi="Arial" w:cs="Arial"/>
+                <w:bCs/>
+              </w:rPr>
+              <w:t>Phát triển báo cáo</w:t>
+            </w:r>
+          </w:p>
+        </w:tc>
+        <w:tc>
+          <w:tcPr>
+            <w:tcW w:w="2097" w:type="dxa"/>
+          </w:tcPr>
+          <w:p>
+            <w:pPr>
+              <w:rPr>
+                <w:rFonts w:ascii="Arial" w:hAnsi="Arial" w:cs="Arial"/>
+                <w:bCs/>
+              </w:rPr>
+            </w:pPr>
+            <w:r>
+              <w:rPr>
+                <w:rFonts w:ascii="Arial" w:hAnsi="Arial" w:cs="Arial"/>
+                <w:bCs/>
+              </w:rPr>
+              <w:t>Tháng 3-4</w:t>
             </w:r>
           </w:p>
         </w:tc>
@@ -3181,37 +3022,41 @@
       <w:tr>
         <w:tc>
           <w:tcPr>
-            <w:tcW w:w="7938" w:type="dxa"/>
-          </w:tcPr>
-          <w:p>
-            <w:pPr>
-              <w:rPr>
-                <w:rFonts w:ascii="Arial" w:hAnsi="Arial" w:cs="Arial"/>
-              </w:rPr>
-            </w:pPr>
-            <w:r>
-              <w:rPr>
-                <w:rFonts w:ascii="Arial" w:hAnsi="Arial" w:cs="Arial"/>
-              </w:rPr>
-              <w:t>Giai đoạn kiểm thử và chỉnh sửa</w:t>
-            </w:r>
-          </w:p>
-        </w:tc>
-        <w:tc>
-          <w:tcPr>
-            <w:tcW w:w="1638" w:type="dxa"/>
-          </w:tcPr>
-          <w:p>
-            <w:pPr>
-              <w:rPr>
-                <w:rFonts w:ascii="Arial" w:hAnsi="Arial" w:cs="Arial"/>
-              </w:rPr>
-            </w:pPr>
-            <w:r>
-              <w:rPr>
-                <w:rFonts w:ascii="Arial" w:hAnsi="Arial" w:cs="Arial"/>
-              </w:rPr>
-              <w:t>14/05/2026</w:t>
+            <w:tcW w:w="7479" w:type="dxa"/>
+          </w:tcPr>
+          <w:p>
+            <w:pPr>
+              <w:rPr>
+                <w:rFonts w:ascii="Arial" w:hAnsi="Arial" w:cs="Arial"/>
+                <w:bCs/>
+              </w:rPr>
+            </w:pPr>
+            <w:r>
+              <w:rPr>
+                <w:rFonts w:ascii="Arial" w:hAnsi="Arial" w:cs="Arial"/>
+                <w:bCs/>
+              </w:rPr>
+              <w:t>Kiểm thử và chỉnh sửa</w:t>
+            </w:r>
+          </w:p>
+        </w:tc>
+        <w:tc>
+          <w:tcPr>
+            <w:tcW w:w="2097" w:type="dxa"/>
+          </w:tcPr>
+          <w:p>
+            <w:pPr>
+              <w:rPr>
+                <w:rFonts w:ascii="Arial" w:hAnsi="Arial" w:cs="Arial"/>
+                <w:bCs/>
+              </w:rPr>
+            </w:pPr>
+            <w:r>
+              <w:rPr>
+                <w:rFonts w:ascii="Arial" w:hAnsi="Arial" w:cs="Arial"/>
+                <w:bCs/>
+              </w:rPr>
+              <w:t>Tháng 4-5</w:t>
             </w:r>
           </w:p>
         </w:tc>
@@ -3219,37 +3064,41 @@
       <w:tr>
         <w:tc>
           <w:tcPr>
-            <w:tcW w:w="7938" w:type="dxa"/>
-          </w:tcPr>
-          <w:p>
-            <w:pPr>
-              <w:rPr>
-                <w:rFonts w:ascii="Arial" w:hAnsi="Arial" w:cs="Arial"/>
-              </w:rPr>
-            </w:pPr>
-            <w:r>
-              <w:rPr>
-                <w:rFonts w:ascii="Arial" w:hAnsi="Arial" w:cs="Arial"/>
-              </w:rPr>
-              <w:t xml:space="preserve">End of Project                                                                                                                                            </w:t>
-            </w:r>
-          </w:p>
-        </w:tc>
-        <w:tc>
-          <w:tcPr>
-            <w:tcW w:w="1638" w:type="dxa"/>
-          </w:tcPr>
-          <w:p>
-            <w:pPr>
-              <w:rPr>
-                <w:rFonts w:ascii="Arial" w:hAnsi="Arial" w:cs="Arial"/>
-              </w:rPr>
-            </w:pPr>
-            <w:r>
-              <w:rPr>
-                <w:rFonts w:ascii="Arial" w:hAnsi="Arial" w:cs="Arial"/>
-              </w:rPr>
-              <w:t>21/05/2026</w:t>
+            <w:tcW w:w="7479" w:type="dxa"/>
+          </w:tcPr>
+          <w:p>
+            <w:pPr>
+              <w:rPr>
+                <w:rFonts w:ascii="Arial" w:hAnsi="Arial" w:cs="Arial"/>
+                <w:bCs/>
+              </w:rPr>
+            </w:pPr>
+            <w:r>
+              <w:rPr>
+                <w:rFonts w:ascii="Arial" w:hAnsi="Arial" w:cs="Arial"/>
+                <w:bCs/>
+              </w:rPr>
+              <w:t>Triển khai thử nghiệm</w:t>
+            </w:r>
+          </w:p>
+        </w:tc>
+        <w:tc>
+          <w:tcPr>
+            <w:tcW w:w="2097" w:type="dxa"/>
+          </w:tcPr>
+          <w:p>
+            <w:pPr>
+              <w:rPr>
+                <w:rFonts w:ascii="Arial" w:hAnsi="Arial" w:cs="Arial"/>
+                <w:bCs/>
+              </w:rPr>
+            </w:pPr>
+            <w:r>
+              <w:rPr>
+                <w:rFonts w:ascii="Arial" w:hAnsi="Arial" w:cs="Arial"/>
+                <w:bCs/>
+              </w:rPr>
+              <w:t>Cuối tháng 5</w:t>
             </w:r>
           </w:p>
         </w:tc>
@@ -3269,14 +3118,14 @@
           <w:rFonts w:ascii="Arial" w:hAnsi="Arial" w:cs="Arial"/>
         </w:rPr>
       </w:pPr>
-      <w:bookmarkStart w:id="25" w:name="_Toc362956960"/>
+      <w:bookmarkStart w:id="29" w:name="_Toc224822804"/>
       <w:r>
         <w:rPr>
           <w:rFonts w:ascii="Arial" w:hAnsi="Arial" w:cs="Arial"/>
         </w:rPr>
         <w:t>Estimated Budget</w:t>
       </w:r>
-      <w:bookmarkEnd w:id="25"/>
+      <w:bookmarkEnd w:id="29"/>
     </w:p>
     <w:p>
       <w:pPr>
@@ -3350,13 +3199,15 @@
             <w:pPr>
               <w:rPr>
                 <w:rFonts w:ascii="Arial" w:hAnsi="Arial" w:cs="Arial"/>
-              </w:rPr>
-            </w:pPr>
-            <w:r>
-              <w:rPr>
-                <w:rFonts w:ascii="Arial" w:hAnsi="Arial" w:cs="Arial"/>
-              </w:rPr>
-              <w:t>Nhân sự (5 người x 2 tháng)</w:t>
+                <w:bCs/>
+              </w:rPr>
+            </w:pPr>
+            <w:r>
+              <w:rPr>
+                <w:rFonts w:ascii="Arial" w:hAnsi="Arial" w:cs="Arial"/>
+                <w:bCs/>
+              </w:rPr>
+              <w:t xml:space="preserve">Phát triển hệ thống </w:t>
             </w:r>
           </w:p>
         </w:tc>
@@ -3368,13 +3219,15 @@
             <w:pPr>
               <w:rPr>
                 <w:rFonts w:ascii="Arial" w:hAnsi="Arial" w:cs="Arial"/>
-              </w:rPr>
-            </w:pPr>
-            <w:r>
-              <w:rPr>
-                <w:rFonts w:ascii="Arial" w:hAnsi="Arial" w:cs="Arial"/>
-              </w:rPr>
-              <w:t>400.000.000 VNĐ</w:t>
+                <w:bCs/>
+              </w:rPr>
+            </w:pPr>
+            <w:r>
+              <w:rPr>
+                <w:rFonts w:ascii="Arial" w:hAnsi="Arial" w:cs="Arial"/>
+                <w:bCs/>
+              </w:rPr>
+              <w:t xml:space="preserve">210.000.000 VND  </w:t>
             </w:r>
           </w:p>
         </w:tc>
@@ -3388,13 +3241,15 @@
             <w:pPr>
               <w:rPr>
                 <w:rFonts w:ascii="Arial" w:hAnsi="Arial" w:cs="Arial"/>
-              </w:rPr>
-            </w:pPr>
-            <w:r>
-              <w:rPr>
-                <w:rFonts w:ascii="Arial" w:hAnsi="Arial" w:cs="Arial"/>
-              </w:rPr>
-              <w:t>Hạ tầng Server &amp; Database Cloud (Dự phòng cho 1 năm)</w:t>
+                <w:bCs/>
+              </w:rPr>
+            </w:pPr>
+            <w:r>
+              <w:rPr>
+                <w:rFonts w:ascii="Arial" w:hAnsi="Arial" w:cs="Arial"/>
+                <w:bCs/>
+              </w:rPr>
+              <w:t>Phân tích và thiết kế</w:t>
             </w:r>
           </w:p>
         </w:tc>
@@ -3406,13 +3261,15 @@
             <w:pPr>
               <w:rPr>
                 <w:rFonts w:ascii="Arial" w:hAnsi="Arial" w:cs="Arial"/>
-              </w:rPr>
-            </w:pPr>
-            <w:r>
-              <w:rPr>
-                <w:rFonts w:ascii="Arial" w:hAnsi="Arial" w:cs="Arial"/>
-              </w:rPr>
-              <w:t>100.000.000 VNĐ</w:t>
+                <w:bCs/>
+              </w:rPr>
+            </w:pPr>
+            <w:r>
+              <w:rPr>
+                <w:rFonts w:ascii="Arial" w:hAnsi="Arial" w:cs="Arial"/>
+                <w:bCs/>
+              </w:rPr>
+              <w:t>265.000.000VND</w:t>
             </w:r>
           </w:p>
         </w:tc>
@@ -3426,13 +3283,15 @@
             <w:pPr>
               <w:rPr>
                 <w:rFonts w:ascii="Arial" w:hAnsi="Arial" w:cs="Arial"/>
-              </w:rPr>
-            </w:pPr>
-            <w:r>
-              <w:rPr>
-                <w:rFonts w:ascii="Arial" w:hAnsi="Arial" w:cs="Arial"/>
-              </w:rPr>
-              <w:t>Chi phí triển khai tại 8 chi nhánh</w:t>
+                <w:bCs/>
+              </w:rPr>
+            </w:pPr>
+            <w:r>
+              <w:rPr>
+                <w:rFonts w:ascii="Arial" w:hAnsi="Arial" w:cs="Arial"/>
+                <w:bCs/>
+              </w:rPr>
+              <w:t>Xây dựng và kiểm thử</w:t>
             </w:r>
           </w:p>
         </w:tc>
@@ -3444,13 +3303,15 @@
             <w:pPr>
               <w:rPr>
                 <w:rFonts w:ascii="Arial" w:hAnsi="Arial" w:cs="Arial"/>
-              </w:rPr>
-            </w:pPr>
-            <w:r>
-              <w:rPr>
-                <w:rFonts w:ascii="Arial" w:hAnsi="Arial" w:cs="Arial"/>
-              </w:rPr>
-              <w:t>100.000.000 VNĐ</w:t>
+                <w:bCs/>
+              </w:rPr>
+            </w:pPr>
+            <w:r>
+              <w:rPr>
+                <w:rFonts w:ascii="Arial" w:hAnsi="Arial" w:cs="Arial"/>
+                <w:bCs/>
+              </w:rPr>
+              <w:t>275.000.000 VND</w:t>
             </w:r>
           </w:p>
         </w:tc>
@@ -3464,13 +3325,15 @@
             <w:pPr>
               <w:rPr>
                 <w:rFonts w:ascii="Arial" w:hAnsi="Arial" w:cs="Arial"/>
-              </w:rPr>
-            </w:pPr>
-            <w:r>
-              <w:rPr>
-                <w:rFonts w:ascii="Arial" w:hAnsi="Arial" w:cs="Arial"/>
-              </w:rPr>
-              <w:t>Chi phí bản quyền và bảo mật</w:t>
+                <w:bCs/>
+              </w:rPr>
+            </w:pPr>
+            <w:r>
+              <w:rPr>
+                <w:rFonts w:ascii="Arial" w:hAnsi="Arial" w:cs="Arial"/>
+                <w:bCs/>
+              </w:rPr>
+              <w:t>Dự phòng rủi ro</w:t>
             </w:r>
           </w:p>
         </w:tc>
@@ -3482,13 +3345,15 @@
             <w:pPr>
               <w:rPr>
                 <w:rFonts w:ascii="Arial" w:hAnsi="Arial" w:cs="Arial"/>
-              </w:rPr>
-            </w:pPr>
-            <w:r>
-              <w:rPr>
-                <w:rFonts w:ascii="Arial" w:hAnsi="Arial" w:cs="Arial"/>
-              </w:rPr>
-              <w:t>100.000.000 VNĐ</w:t>
+                <w:bCs/>
+              </w:rPr>
+            </w:pPr>
+            <w:r>
+              <w:rPr>
+                <w:rFonts w:ascii="Arial" w:hAnsi="Arial" w:cs="Arial"/>
+                <w:bCs/>
+              </w:rPr>
+              <w:t>50.000.000 VND</w:t>
             </w:r>
           </w:p>
         </w:tc>
@@ -3502,44 +3367,6 @@
             <w:pPr>
               <w:rPr>
                 <w:rFonts w:ascii="Arial" w:hAnsi="Arial" w:cs="Arial"/>
-              </w:rPr>
-            </w:pPr>
-            <w:r>
-              <w:rPr>
-                <w:rFonts w:ascii="Arial" w:hAnsi="Arial" w:cs="Arial"/>
-              </w:rPr>
-              <w:t>Chi phí dự phòng rủi ro</w:t>
-            </w:r>
-          </w:p>
-        </w:tc>
-        <w:tc>
-          <w:tcPr>
-            <w:tcW w:w="2088" w:type="dxa"/>
-          </w:tcPr>
-          <w:p>
-            <w:pPr>
-              <w:rPr>
-                <w:rFonts w:ascii="Arial" w:hAnsi="Arial" w:cs="Arial"/>
-              </w:rPr>
-            </w:pPr>
-            <w:r>
-              <w:rPr>
-                <w:rFonts w:ascii="Arial" w:hAnsi="Arial" w:cs="Arial"/>
-              </w:rPr>
-              <w:t>100.000.000 VNĐ</w:t>
-            </w:r>
-          </w:p>
-        </w:tc>
-      </w:tr>
-      <w:tr>
-        <w:tc>
-          <w:tcPr>
-            <w:tcW w:w="7488" w:type="dxa"/>
-          </w:tcPr>
-          <w:p>
-            <w:pPr>
-              <w:rPr>
-                <w:rFonts w:ascii="Arial" w:hAnsi="Arial" w:cs="Arial"/>
                 <w:b/>
               </w:rPr>
             </w:pPr>
@@ -3594,14 +3421,14 @@
           <w:rFonts w:ascii="Arial" w:hAnsi="Arial" w:cs="Arial"/>
         </w:rPr>
       </w:pPr>
-      <w:bookmarkStart w:id="26" w:name="_Toc362956961"/>
+      <w:bookmarkStart w:id="30" w:name="_Toc224822805"/>
       <w:r>
         <w:rPr>
           <w:rFonts w:ascii="Arial" w:hAnsi="Arial" w:cs="Arial"/>
         </w:rPr>
         <w:t>Human Resource Requirements</w:t>
       </w:r>
-      <w:bookmarkEnd w:id="26"/>
+      <w:bookmarkEnd w:id="30"/>
     </w:p>
     <w:p>
       <w:pPr>
@@ -4146,12 +3973,26 @@
     </w:p>
     <w:p>
       <w:pPr>
+        <w:rPr>
+          <w:rFonts w:ascii="Arial" w:hAnsi="Arial" w:cs="Arial"/>
+        </w:rPr>
+      </w:pPr>
+    </w:p>
+    <w:p>
+      <w:pPr>
+        <w:rPr>
+          <w:rFonts w:ascii="Arial" w:hAnsi="Arial" w:cs="Arial"/>
+        </w:rPr>
+      </w:pPr>
+    </w:p>
+    <w:p>
+      <w:pPr>
         <w:pStyle w:val="Heading2"/>
         <w:rPr>
           <w:rFonts w:ascii="Arial" w:hAnsi="Arial" w:cs="Arial"/>
         </w:rPr>
       </w:pPr>
-      <w:bookmarkStart w:id="27" w:name="_Toc362956962"/>
+      <w:bookmarkStart w:id="31" w:name="_Toc224822806"/>
       <w:r>
         <w:rPr>
           <w:rFonts w:ascii="Arial" w:hAnsi="Arial" w:cs="Arial"/>
@@ -4159,7 +4000,7 @@
         <w:lastRenderedPageBreak/>
         <w:t>Procurements</w:t>
       </w:r>
-      <w:bookmarkEnd w:id="27"/>
+      <w:bookmarkEnd w:id="31"/>
     </w:p>
     <w:p>
       <w:pPr>
@@ -4277,7 +4118,13 @@
               <w:rPr>
                 <w:rFonts w:ascii="Arial" w:hAnsi="Arial" w:cs="Arial"/>
               </w:rPr>
-              <w:t>Bên cung cấp dịch vụ Cloud</w:t>
+              <w:t xml:space="preserve">Bên </w:t>
+            </w:r>
+            <w:r>
+              <w:rPr>
+                <w:rFonts w:ascii="Arial" w:hAnsi="Arial" w:cs="Arial"/>
+              </w:rPr>
+              <w:t>thứ 3</w:t>
             </w:r>
           </w:p>
         </w:tc>
@@ -4495,14 +4342,14 @@
           <w:rFonts w:ascii="Arial" w:hAnsi="Arial" w:cs="Arial"/>
         </w:rPr>
       </w:pPr>
-      <w:bookmarkStart w:id="28" w:name="_Toc362956963"/>
+      <w:bookmarkStart w:id="32" w:name="_Toc224822807"/>
       <w:r>
         <w:rPr>
           <w:rFonts w:ascii="Arial" w:hAnsi="Arial" w:cs="Arial"/>
         </w:rPr>
         <w:t>Risks</w:t>
       </w:r>
-      <w:bookmarkEnd w:id="28"/>
+      <w:bookmarkEnd w:id="32"/>
     </w:p>
     <w:p>
       <w:pPr>
@@ -4638,14 +4485,14 @@
           <w:rFonts w:ascii="Arial" w:hAnsi="Arial" w:cs="Arial"/>
         </w:rPr>
       </w:pPr>
-      <w:bookmarkStart w:id="29" w:name="_Toc362956964"/>
+      <w:bookmarkStart w:id="33" w:name="_Toc224822808"/>
       <w:r>
         <w:rPr>
           <w:rFonts w:ascii="Arial" w:hAnsi="Arial" w:cs="Arial"/>
         </w:rPr>
         <w:t>Completion Criteria</w:t>
       </w:r>
-      <w:bookmarkEnd w:id="29"/>
+      <w:bookmarkEnd w:id="33"/>
     </w:p>
     <w:p>
       <w:pPr>
@@ -4749,14 +4596,14 @@
           <w:rFonts w:ascii="Arial" w:hAnsi="Arial" w:cs="Arial"/>
         </w:rPr>
       </w:pPr>
-      <w:bookmarkStart w:id="30" w:name="_Toc362956965"/>
+      <w:bookmarkStart w:id="34" w:name="_Toc224822809"/>
       <w:r>
         <w:rPr>
           <w:rFonts w:ascii="Arial" w:hAnsi="Arial" w:cs="Arial"/>
         </w:rPr>
         <w:t>Define Project Success</w:t>
       </w:r>
-      <w:bookmarkEnd w:id="30"/>
+      <w:bookmarkEnd w:id="34"/>
     </w:p>
     <w:p>
       <w:pPr>
@@ -4892,14 +4739,14 @@
           <w:rFonts w:ascii="Arial" w:hAnsi="Arial" w:cs="Arial"/>
         </w:rPr>
       </w:pPr>
-      <w:bookmarkStart w:id="31" w:name="_Toc362956966"/>
+      <w:bookmarkStart w:id="35" w:name="_Toc224822810"/>
       <w:r>
         <w:rPr>
           <w:rFonts w:ascii="Arial" w:hAnsi="Arial" w:cs="Arial"/>
         </w:rPr>
         <w:t>Assumptions</w:t>
       </w:r>
-      <w:bookmarkEnd w:id="31"/>
+      <w:bookmarkEnd w:id="35"/>
     </w:p>
     <w:p>
       <w:pPr>
@@ -5132,7 +4979,7 @@
           <w:rFonts w:ascii="Arial" w:hAnsi="Arial" w:cs="Arial"/>
         </w:rPr>
       </w:pPr>
-      <w:bookmarkStart w:id="32" w:name="_Toc362956967"/>
+      <w:bookmarkStart w:id="36" w:name="_Toc224822811"/>
       <w:r>
         <w:rPr>
           <w:rFonts w:ascii="Arial" w:hAnsi="Arial" w:cs="Arial"/>
@@ -5140,7 +4987,7 @@
         <w:lastRenderedPageBreak/>
         <w:t>Constraints</w:t>
       </w:r>
-      <w:bookmarkEnd w:id="32"/>
+      <w:bookmarkEnd w:id="36"/>
     </w:p>
     <w:p>
       <w:pPr>
@@ -5367,7 +5214,7 @@
           <w:b/>
         </w:rPr>
       </w:pPr>
-      <w:bookmarkStart w:id="33" w:name="_Toc362956968"/>
+      <w:bookmarkStart w:id="37" w:name="_Toc224822812"/>
       <w:r>
         <w:rPr>
           <w:rFonts w:ascii="Arial" w:hAnsi="Arial" w:cs="Arial"/>
@@ -5375,7 +5222,7 @@
         </w:rPr>
         <w:t>Alternatives</w:t>
       </w:r>
-      <w:bookmarkEnd w:id="33"/>
+      <w:bookmarkEnd w:id="37"/>
     </w:p>
     <w:p/>
     <w:tbl>
@@ -5629,7 +5476,6 @@
           <w:rFonts w:ascii="Arial" w:hAnsi="Arial" w:cs="Arial"/>
         </w:rPr>
       </w:pPr>
-      <w:bookmarkStart w:id="34" w:name="_Toc362956969"/>
     </w:p>
     <w:p>
       <w:pPr>
@@ -5639,6 +5485,7 @@
           <w:b/>
         </w:rPr>
       </w:pPr>
+      <w:bookmarkStart w:id="38" w:name="_Toc224822813"/>
       <w:r>
         <w:rPr>
           <w:rFonts w:ascii="Arial" w:hAnsi="Arial" w:cs="Arial"/>
@@ -5646,7 +5493,7 @@
         </w:rPr>
         <w:t>Stakeholders</w:t>
       </w:r>
-      <w:bookmarkEnd w:id="34"/>
+      <w:bookmarkEnd w:id="38"/>
     </w:p>
     <w:p>
       <w:pPr>
@@ -6243,7 +6090,7 @@
           <w:b/>
         </w:rPr>
       </w:pPr>
-      <w:bookmarkStart w:id="35" w:name="_Toc362956970"/>
+      <w:bookmarkStart w:id="39" w:name="_Toc224822814"/>
       <w:r>
         <w:rPr>
           <w:rFonts w:ascii="Arial" w:hAnsi="Arial" w:cs="Arial"/>
@@ -6251,7 +6098,7 @@
         </w:rPr>
         <w:t>Project Manager</w:t>
       </w:r>
-      <w:bookmarkEnd w:id="35"/>
+      <w:bookmarkEnd w:id="39"/>
     </w:p>
     <w:p>
       <w:pPr>
@@ -6396,7 +6243,7 @@
           <w:b/>
         </w:rPr>
       </w:pPr>
-      <w:bookmarkStart w:id="36" w:name="_Toc362956971"/>
+      <w:bookmarkStart w:id="40" w:name="_Toc224822815"/>
       <w:r>
         <w:rPr>
           <w:rFonts w:ascii="Arial" w:hAnsi="Arial" w:cs="Arial"/>
@@ -6405,7 +6252,7 @@
         <w:lastRenderedPageBreak/>
         <w:t>Project Authorization</w:t>
       </w:r>
-      <w:bookmarkEnd w:id="36"/>
+      <w:bookmarkEnd w:id="40"/>
     </w:p>
     <w:p>
       <w:pPr>
@@ -9492,7 +9339,6 @@
     <w:basedOn w:val="Heading1"/>
     <w:next w:val="Normal"/>
     <w:uiPriority w:val="39"/>
-    <w:semiHidden/>
     <w:unhideWhenUsed/>
     <w:qFormat/>
     <w:rsid w:val="00F36E7D"/>
